--- a/Ansible to Orchestrator Transition/Completed/Move Windows Event Logs/Move-ArchivedLogs-ByADGroup/Documentation/04_User_Guide.docx
+++ b/Ansible to Orchestrator Transition/Completed/Move Windows Event Logs/Move-ArchivedLogs-ByADGroup/Documentation/04_User_Guide.docx
@@ -1,17 +1,33 @@
 
 <file path=word/document.xml><?xml version="1.0" encoding="utf-8"?>
-<w:document xmlns:w="http://schemas.openxmlformats.org/wordprocessingml/2006/main" xmlns:m="http://schemas.openxmlformats.org/officeDocument/2006/math" xmlns:r="http://schemas.openxmlformats.org/officeDocument/2006/relationships" xmlns:o="urn:schemas-microsoft-com:office:office" xmlns:v="urn:schemas-microsoft-com:vml" xmlns:w10="urn:schemas-microsoft-com:office:word" xmlns:a="http://schemas.openxmlformats.org/drawingml/2006/main" xmlns:pic="http://schemas.openxmlformats.org/drawingml/2006/picture" xmlns:wp="http://schemas.openxmlformats.org/drawingml/2006/wordprocessingDrawing">
+<w:document xmlns:wpc="http://schemas.microsoft.com/office/word/2010/wordprocessingCanvas" xmlns:cx="http://schemas.microsoft.com/office/drawing/2014/chartex" xmlns:cx1="http://schemas.microsoft.com/office/drawing/2015/9/8/chartex" xmlns:cx2="http://schemas.microsoft.com/office/drawing/2015/10/21/chartex" xmlns:cx3="http://schemas.microsoft.com/office/drawing/2016/5/9/chartex" xmlns:cx4="http://schemas.microsoft.com/office/drawing/2016/5/10/chartex" xmlns:cx5="http://schemas.microsoft.com/office/drawing/2016/5/11/chartex" xmlns:cx6="http://schemas.microsoft.com/office/drawing/2016/5/12/chartex" xmlns:cx7="http://schemas.microsoft.com/office/drawing/2016/5/13/chartex" xmlns:cx8="http://schemas.microsoft.com/office/drawing/2016/5/14/chartex" xmlns:mc="http://schemas.openxmlformats.org/markup-compatibility/2006" xmlns:aink="http://schemas.microsoft.com/office/drawing/2016/ink" xmlns:am3d="http://schemas.microsoft.com/office/drawing/2017/model3d" xmlns:o="urn:schemas-microsoft-com:office:office" xmlns:oel="http://schemas.microsoft.com/office/2019/extlst" xmlns:r="http://schemas.openxmlformats.org/officeDocument/2006/relationships" xmlns:m="http://schemas.openxmlformats.org/officeDocument/2006/math" xmlns:v="urn:schemas-microsoft-com:vml" xmlns:wp14="http://schemas.microsoft.com/office/word/2010/wordprocessingDrawing" xmlns:wp="http://schemas.openxmlformats.org/drawingml/2006/wordprocessingDrawing" xmlns:w10="urn:schemas-microsoft-com:office:word" xmlns:w="http://schemas.openxmlformats.org/wordprocessingml/2006/main" xmlns:w14="http://schemas.microsoft.com/office/word/2010/wordml" xmlns:w15="http://schemas.microsoft.com/office/word/2012/wordml" xmlns:w16cex="http://schemas.microsoft.com/office/word/2018/wordml/cex" xmlns:w16cid="http://schemas.microsoft.com/office/word/2016/wordml/cid" xmlns:w16="http://schemas.microsoft.com/office/word/2018/wordml" xmlns:w16du="http://schemas.microsoft.com/office/word/2023/wordml/word16du" xmlns:w16sdtdh="http://schemas.microsoft.com/office/word/2020/wordml/sdtdatahash" xmlns:w16sdtfl="http://schemas.microsoft.com/office/word/2024/wordml/sdtformatlock" xmlns:w16se="http://schemas.microsoft.com/office/word/2015/wordml/symex" xmlns:wpg="http://schemas.microsoft.com/office/word/2010/wordprocessingGroup" xmlns:wpi="http://schemas.microsoft.com/office/word/2010/wordprocessingInk" xmlns:wne="http://schemas.microsoft.com/office/word/2006/wordml" xmlns:wps="http://schemas.microsoft.com/office/word/2010/wordprocessingShape" mc:Ignorable="w14 w15 w16se w16cid w16 w16cex w16sdtdh w16sdtfl w16du wp14">
   <w:body>
-    <w:bookmarkStart w:id="17" w:name="X568014e0b35e810a7732797da7dd27bee070785"/>
     <w:p>
       <w:pPr>
         <w:pStyle w:val="Heading1"/>
       </w:pPr>
-      <w:r>
-        <w:t xml:space="preserve">Move Archived Logs (By AD Group) — User Guide</w:t>
+      <w:bookmarkStart w:id="0" w:name="X568014e0b35e810a7732797da7dd27bee070785"/>
+      <w:r>
+        <w:t>Move Archived Logs (By AD Group) — User Guide</w:t>
       </w:r>
     </w:p>
     <w:p>
+      <w:r>
+        <w:pict w14:anchorId="6D51F000">
+          <v:rect id="_x0000_i1025" style="width:0;height:1.5pt" o:hralign="center" o:hrstd="t" o:hr="t"/>
+        </w:pict>
+      </w:r>
+    </w:p>
+    <w:p>
+      <w:pPr>
+        <w:pStyle w:val="Heading2"/>
+      </w:pPr>
+      <w:bookmarkStart w:id="1" w:name="purpose"/>
+      <w:r>
+        <w:t>Purpose</w:t>
+      </w:r>
+    </w:p>
+    <w:p>
       <w:pPr>
         <w:pStyle w:val="FirstParagraph"/>
       </w:pPr>
@@ -20,179 +36,56 @@
           <w:b/>
           <w:bCs/>
         </w:rPr>
-        <w:t xml:space="preserve">Deliverable:</w:t>
-      </w:r>
-      <w:r>
-        <w:t xml:space="preserve"> </w:t>
-      </w:r>
-      <w:r>
-        <w:t xml:space="preserve">Move-ArchivedLogs-ByADGroup</w:t>
-      </w:r>
-      <w:r>
-        <w:t xml:space="preserve"> </w:t>
+        <w:t>Move-ArchivedLogs-ByADGroup</w:t>
+      </w:r>
+      <w:r>
+        <w:t xml:space="preserve"> moves archived event logs (</w:t>
+      </w:r>
+      <w:r>
+        <w:rPr>
+          <w:rStyle w:val="VerbatimChar"/>
+        </w:rPr>
+        <w:t>Archive-*.evtx</w:t>
+      </w:r>
+      <w:r>
+        <w:t xml:space="preserve">) off every </w:t>
       </w:r>
       <w:r>
         <w:rPr>
           <w:b/>
           <w:bCs/>
         </w:rPr>
-        <w:t xml:space="preserve">Project:</w:t>
-      </w:r>
-      <w:r>
-        <w:t xml:space="preserve"> </w:t>
-      </w:r>
-      <w:r>
-        <w:t xml:space="preserve">Ansible → VCF Orchestrator transition — "Move Windows Event Logs"</w:t>
-      </w:r>
-      <w:r>
-        <w:t xml:space="preserve"> </w:t>
-      </w:r>
-      <w:r>
-        <w:rPr>
-          <w:b/>
-          <w:bCs/>
-        </w:rPr>
-        <w:t xml:space="preserve">Platform:</w:t>
-      </w:r>
-      <w:r>
-        <w:t xml:space="preserve"> </w:t>
-      </w:r>
-      <w:r>
-        <w:t xml:space="preserve">VCF Automation 9 / VCF Operations Orchestrator 9</w:t>
-      </w:r>
-      <w:r>
-        <w:t xml:space="preserve"> </w:t>
-      </w:r>
-      <w:r>
-        <w:rPr>
-          <w:b/>
-          <w:bCs/>
-        </w:rPr>
-        <w:t xml:space="preserve">Status:</w:t>
-      </w:r>
-      <w:r>
-        <w:t xml:space="preserve"> </w:t>
-      </w:r>
-      <w:r>
-        <w:t xml:space="preserve">Phase 1</w:t>
-      </w:r>
-      <w:r>
-        <w:t xml:space="preserve"> </w:t>
-      </w:r>
-      <w:r>
-        <w:rPr>
-          <w:b/>
-          <w:bCs/>
-        </w:rPr>
-        <w:t xml:space="preserve">This set:</w:t>
-      </w:r>
-      <w:r>
-        <w:t xml:space="preserve"> </w:t>
-      </w:r>
-      <w:r>
-        <w:t xml:space="preserve">01 Executive Summary · 02 Design Document · 03 Implementation Guide · 04 User Guide · 05 Validation &amp; Testing Plan</w:t>
-      </w:r>
-      <w:r>
-        <w:t xml:space="preserve"> </w:t>
-      </w:r>
-      <w:r>
-        <w:rPr>
-          <w:b/>
-          <w:bCs/>
-        </w:rPr>
-        <w:t xml:space="preserve">Shared references:</w:t>
-      </w:r>
-      <w:r>
-        <w:t xml:space="preserve"> </w:t>
-      </w:r>
-      <w:r>
-        <w:t xml:space="preserve">../../_Shared/Documentation/Shared-Components.docx · ../../_Shared/Documentation/Change-Register.docx · ../../_Shared/Documentation/Ansible-to-vRO-MappingTable.docx · "How to Build a PowerShell Host" (Automation Projects/_Shared References/PowerShell Host Build Guide/)</w:t>
+        <w:t>enabled</w:t>
+      </w:r>
+      <w:r>
+        <w:t xml:space="preserve"> server in an AD group to a central archive share, into a per-server subfolder (</w:t>
+      </w:r>
+      <w:r>
+        <w:rPr>
+          <w:rStyle w:val="VerbatimChar"/>
+        </w:rPr>
+        <w:t>&lt;fileShareTarget&gt;\&lt;server-short-name&gt;\</w:t>
+      </w:r>
+      <w:r>
+        <w:t>).</w:t>
       </w:r>
     </w:p>
     <w:p>
-      <w:r>
-        <w:pict>
-          <v:rect style="width:0;height:1.5pt" o:hralign="center" o:hrstd="t" o:hr="t"/>
-        </w:pict>
-      </w:r>
-    </w:p>
-    <w:bookmarkStart w:id="9" w:name="purpose"/>
-    <w:p>
-      <w:pPr>
-        <w:pStyle w:val="Heading2"/>
-      </w:pPr>
-      <w:r>
-        <w:t xml:space="preserve">Purpose</w:t>
+      <w:pPr>
+        <w:pStyle w:val="BodyText"/>
+      </w:pPr>
+      <w:r>
+        <w:t>Server selection, disabled-host filtering, and per-server iteration are handled inside the solution — you provide the group and the parameters. One run processes the whole group in a single script invocation.</w:t>
       </w:r>
     </w:p>
     <w:p>
       <w:pPr>
-        <w:pStyle w:val="FirstParagraph"/>
-      </w:pPr>
-      <w:r>
-        <w:rPr>
-          <w:b/>
-          <w:bCs/>
-        </w:rPr>
-        <w:t xml:space="preserve">Move-ArchivedLogs-ByADGroup</w:t>
-      </w:r>
-      <w:r>
-        <w:t xml:space="preserve"> </w:t>
-      </w:r>
-      <w:r>
-        <w:t xml:space="preserve">moves archived event logs (</w:t>
-      </w:r>
-      <w:r>
-        <w:rPr>
-          <w:rStyle w:val="VerbatimChar"/>
-        </w:rPr>
-        <w:t xml:space="preserve">Archive-*.evtx</w:t>
-      </w:r>
-      <w:r>
-        <w:t xml:space="preserve">) off every</w:t>
-      </w:r>
-      <w:r>
-        <w:t xml:space="preserve"> </w:t>
-      </w:r>
-      <w:r>
-        <w:rPr>
-          <w:b/>
-          <w:bCs/>
-        </w:rPr>
-        <w:t xml:space="preserve">enabled</w:t>
-      </w:r>
-      <w:r>
-        <w:t xml:space="preserve"> </w:t>
-      </w:r>
-      <w:r>
-        <w:t xml:space="preserve">server in an AD group to a central archive share, into a per-server subfolder (</w:t>
-      </w:r>
-      <w:r>
-        <w:rPr>
-          <w:rStyle w:val="VerbatimChar"/>
-        </w:rPr>
-        <w:t xml:space="preserve">&lt;fileShareTarget&gt;\&lt;server-short-name&gt;\</w:t>
-      </w:r>
-      <w:r>
-        <w:t xml:space="preserve">).</w:t>
-      </w:r>
-    </w:p>
-    <w:p>
-      <w:pPr>
-        <w:pStyle w:val="BodyText"/>
-      </w:pPr>
-      <w:r>
-        <w:t xml:space="preserve">Server selection, disabled-host filtering, and per-server iteration are handled inside the solution — you provide the group and the parameters. One run processes the whole group in a single script invocation.</w:t>
-      </w:r>
-    </w:p>
-    <w:bookmarkEnd w:id="9"/>
-    <w:bookmarkStart w:id="10" w:name="before-you-run"/>
-    <w:p>
-      <w:pPr>
         <w:pStyle w:val="Heading2"/>
       </w:pPr>
-      <w:r>
-        <w:t xml:space="preserve">Before you run</w:t>
+      <w:bookmarkStart w:id="2" w:name="before-you-run"/>
+      <w:bookmarkEnd w:id="1"/>
+      <w:r>
+        <w:t>Before you run</w:t>
       </w:r>
     </w:p>
     <w:p>
@@ -200,11 +93,11 @@
         <w:pStyle w:val="Compact"/>
         <w:numPr>
           <w:ilvl w:val="0"/>
-          <w:numId w:val="1001"/>
+          <w:numId w:val="2"/>
         </w:numPr>
       </w:pPr>
       <w:r>
-        <w:t xml:space="preserve">The PS host must be registered in Orchestrator (one-time setup).</w:t>
+        <w:t>The PS host must be registered in Orchestrator (one-time setup).</w:t>
       </w:r>
     </w:p>
     <w:p>
@@ -212,66 +105,51 @@
         <w:pStyle w:val="Compact"/>
         <w:numPr>
           <w:ilvl w:val="0"/>
-          <w:numId w:val="1001"/>
+          <w:numId w:val="2"/>
         </w:numPr>
       </w:pPr>
       <w:r>
-        <w:t xml:space="preserve">Know your</w:t>
-      </w:r>
-      <w:r>
-        <w:t xml:space="preserve"> </w:t>
+        <w:t xml:space="preserve">Know your </w:t>
       </w:r>
       <w:r>
         <w:rPr>
           <w:b/>
           <w:bCs/>
         </w:rPr>
-        <w:t xml:space="preserve">AD group DN</w:t>
-      </w:r>
-      <w:r>
-        <w:t xml:space="preserve">,</w:t>
-      </w:r>
-      <w:r>
-        <w:t xml:space="preserve"> </w:t>
+        <w:t>AD group DN</w:t>
+      </w:r>
+      <w:r>
+        <w:t xml:space="preserve">, </w:t>
       </w:r>
       <w:r>
         <w:rPr>
           <w:b/>
           <w:bCs/>
         </w:rPr>
-        <w:t xml:space="preserve">domain</w:t>
-      </w:r>
-      <w:r>
-        <w:t xml:space="preserve">,</w:t>
-      </w:r>
-      <w:r>
-        <w:t xml:space="preserve"> </w:t>
+        <w:t>domain</w:t>
+      </w:r>
+      <w:r>
+        <w:t xml:space="preserve">, </w:t>
       </w:r>
       <w:r>
         <w:rPr>
           <w:b/>
           <w:bCs/>
         </w:rPr>
-        <w:t xml:space="preserve">archive share path</w:t>
-      </w:r>
-      <w:r>
-        <w:t xml:space="preserve">, and the</w:t>
-      </w:r>
-      <w:r>
-        <w:t xml:space="preserve"> </w:t>
+        <w:t>archive share path</w:t>
+      </w:r>
+      <w:r>
+        <w:t xml:space="preserve">, and the </w:t>
       </w:r>
       <w:r>
         <w:rPr>
           <w:b/>
           <w:bCs/>
         </w:rPr>
-        <w:t xml:space="preserve">file filter/age</w:t>
-      </w:r>
-      <w:r>
-        <w:t xml:space="preserve"> </w:t>
-      </w:r>
-      <w:r>
-        <w:t xml:space="preserve">(defaults usually suffice).</w:t>
+        <w:t>file filter/age</w:t>
+      </w:r>
+      <w:r>
+        <w:t xml:space="preserve"> (defaults usually suffice).</w:t>
       </w:r>
     </w:p>
     <w:p>
@@ -279,112 +157,117 @@
         <w:pStyle w:val="Compact"/>
         <w:numPr>
           <w:ilvl w:val="0"/>
-          <w:numId w:val="1001"/>
+          <w:numId w:val="2"/>
         </w:numPr>
       </w:pPr>
       <w:r>
-        <w:t xml:space="preserve">Most fields are pre-filled from each input's default value; override per run as needed. Defaults for this workflow are set on the inputs themselves (no Configuration Element).</w:t>
-      </w:r>
-    </w:p>
-    <w:bookmarkEnd w:id="10"/>
-    <w:bookmarkStart w:id="11" w:name="how-to-run"/>
-    <w:p>
-      <w:pPr>
-        <w:pStyle w:val="Heading2"/>
-      </w:pPr>
-      <w:r>
-        <w:t xml:space="preserve">How to run</w:t>
+        <w:t>Most fields are pre-filled from each input's default value; override per run as needed. Defaults for this workflow are set on the inputs themselves (no Configuration Element).</w:t>
       </w:r>
     </w:p>
     <w:p>
       <w:pPr>
+        <w:pStyle w:val="Heading2"/>
+      </w:pPr>
+      <w:bookmarkStart w:id="3" w:name="how-to-run"/>
+      <w:bookmarkEnd w:id="2"/>
+      <w:r>
+        <w:t>How to run</w:t>
+      </w:r>
+    </w:p>
+    <w:p>
+      <w:pPr>
         <w:numPr>
           <w:ilvl w:val="0"/>
-          <w:numId w:val="1002"/>
+          <w:numId w:val="3"/>
         </w:numPr>
       </w:pPr>
       <w:r>
-        <w:t xml:space="preserve">Open the workflow →</w:t>
-      </w:r>
-      <w:r>
-        <w:t xml:space="preserve"> </w:t>
+        <w:t xml:space="preserve">Open the workflow → </w:t>
       </w:r>
       <w:r>
         <w:rPr>
           <w:b/>
           <w:bCs/>
         </w:rPr>
-        <w:t xml:space="preserve">Run</w:t>
-      </w:r>
-      <w:r>
-        <w:t xml:space="preserve">.</w:t>
+        <w:t>Run</w:t>
+      </w:r>
+      <w:r>
+        <w:t>.</w:t>
       </w:r>
     </w:p>
     <w:p>
       <w:pPr>
         <w:numPr>
           <w:ilvl w:val="0"/>
-          <w:numId w:val="1002"/>
+          <w:numId w:val="3"/>
         </w:numPr>
       </w:pPr>
       <w:r>
-        <w:t xml:space="preserve">Complete the form:</w:t>
+        <w:t>Complete the form:</w:t>
       </w:r>
     </w:p>
     <w:tbl>
       <w:tblPr>
         <w:tblStyle w:val="Table"/>
-        <w:tblW w:type="auto" w:w="0"/>
-        <w:jc w:val="left"/>
+        <w:tblW w:w="0" w:type="auto"/>
         <w:tblInd w:w="720" w:type="dxa"/>
-        <w:tblLook w:firstRow="1" w:lastRow="0" w:firstColumn="0" w:lastColumn="0" w:noHBand="0" w:noVBand="0" w:val="0020"/>
+        <w:tblLook w:val="0020" w:firstRow="1" w:lastRow="0" w:firstColumn="0" w:lastColumn="0" w:noHBand="0" w:noVBand="0"/>
       </w:tblPr>
       <w:tblGrid>
-        <w:gridCol w:w="2640"/>
-        <w:gridCol w:w="2640"/>
-        <w:gridCol w:w="2640"/>
+        <w:gridCol w:w="1844"/>
+        <w:gridCol w:w="2130"/>
+        <w:gridCol w:w="4882"/>
       </w:tblGrid>
       <w:tr>
         <w:trPr>
-          <w:tblHeader w:val="on"/>
+          <w:cnfStyle w:val="100000000000" w:firstRow="1" w:lastRow="0" w:firstColumn="0" w:lastColumn="0" w:oddVBand="0" w:evenVBand="0" w:oddHBand="0" w:evenHBand="0" w:firstRowFirstColumn="0" w:firstRowLastColumn="0" w:lastRowFirstColumn="0" w:lastRowLastColumn="0"/>
+          <w:tblHeader/>
         </w:trPr>
         <w:tc>
-          <w:tcPr/>
-          <w:p>
-            <w:pPr>
-              <w:pStyle w:val="Compact"/>
-            </w:pPr>
-            <w:r>
-              <w:t xml:space="preserve">Input</w:t>
-            </w:r>
-          </w:p>
-        </w:tc>
-        <w:tc>
-          <w:tcPr/>
-          <w:p>
-            <w:pPr>
-              <w:pStyle w:val="Compact"/>
-            </w:pPr>
-            <w:r>
-              <w:t xml:space="preserve">Meaning</w:t>
-            </w:r>
-          </w:p>
-        </w:tc>
-        <w:tc>
-          <w:tcPr/>
-          <w:p>
-            <w:pPr>
-              <w:pStyle w:val="Compact"/>
-            </w:pPr>
-            <w:r>
-              <w:t xml:space="preserve">Example</w:t>
+          <w:tcPr>
+            <w:tcW w:w="0" w:type="auto"/>
+          </w:tcPr>
+          <w:p>
+            <w:pPr>
+              <w:pStyle w:val="Compact"/>
+            </w:pPr>
+            <w:r>
+              <w:t>Input</w:t>
+            </w:r>
+          </w:p>
+        </w:tc>
+        <w:tc>
+          <w:tcPr>
+            <w:tcW w:w="0" w:type="auto"/>
+          </w:tcPr>
+          <w:p>
+            <w:pPr>
+              <w:pStyle w:val="Compact"/>
+            </w:pPr>
+            <w:r>
+              <w:t>Meaning</w:t>
+            </w:r>
+          </w:p>
+        </w:tc>
+        <w:tc>
+          <w:tcPr>
+            <w:tcW w:w="0" w:type="auto"/>
+          </w:tcPr>
+          <w:p>
+            <w:pPr>
+              <w:pStyle w:val="Compact"/>
+            </w:pPr>
+            <w:r>
+              <w:t>Example</w:t>
             </w:r>
           </w:p>
         </w:tc>
       </w:tr>
       <w:tr>
         <w:tc>
-          <w:tcPr/>
+          <w:tcPr>
+            <w:tcW w:w="0" w:type="auto"/>
+          </w:tcPr>
           <w:p>
             <w:pPr>
               <w:pStyle w:val="Compact"/>
@@ -393,23 +276,27 @@
               <w:rPr>
                 <w:rStyle w:val="VerbatimChar"/>
               </w:rPr>
-              <w:t xml:space="preserve">psHost</w:t>
-            </w:r>
-          </w:p>
-        </w:tc>
-        <w:tc>
-          <w:tcPr/>
-          <w:p>
-            <w:pPr>
-              <w:pStyle w:val="Compact"/>
-            </w:pPr>
-            <w:r>
-              <w:t xml:space="preserve">The registered PowerShell host</w:t>
-            </w:r>
-          </w:p>
-        </w:tc>
-        <w:tc>
-          <w:tcPr/>
+              <w:t>psHost</w:t>
+            </w:r>
+          </w:p>
+        </w:tc>
+        <w:tc>
+          <w:tcPr>
+            <w:tcW w:w="0" w:type="auto"/>
+          </w:tcPr>
+          <w:p>
+            <w:pPr>
+              <w:pStyle w:val="Compact"/>
+            </w:pPr>
+            <w:r>
+              <w:t>The registered PowerShell host</w:t>
+            </w:r>
+          </w:p>
+        </w:tc>
+        <w:tc>
+          <w:tcPr>
+            <w:tcW w:w="0" w:type="auto"/>
+          </w:tcPr>
           <w:p>
             <w:pPr>
               <w:pStyle w:val="Compact"/>
@@ -418,14 +305,16 @@
               <w:rPr>
                 <w:rStyle w:val="VerbatimChar"/>
               </w:rPr>
-              <w:t xml:space="preserve">pshost.vcf.lab</w:t>
+              <w:t>pshost.vcf.lab</w:t>
             </w:r>
           </w:p>
         </w:tc>
       </w:tr>
       <w:tr>
         <w:tc>
-          <w:tcPr/>
+          <w:tcPr>
+            <w:tcW w:w="0" w:type="auto"/>
+          </w:tcPr>
           <w:p>
             <w:pPr>
               <w:pStyle w:val="Compact"/>
@@ -434,38 +323,36 @@
               <w:rPr>
                 <w:rStyle w:val="VerbatimChar"/>
               </w:rPr>
-              <w:t xml:space="preserve">scriptPath</w:t>
-            </w:r>
-          </w:p>
-        </w:tc>
-        <w:tc>
-          <w:tcPr/>
-          <w:p>
-            <w:pPr>
-              <w:pStyle w:val="Compact"/>
-            </w:pPr>
-            <w:r>
-              <w:t xml:space="preserve">Full path to</w:t>
-            </w:r>
-            <w:r>
-              <w:t xml:space="preserve"> </w:t>
+              <w:t>scriptPath</w:t>
+            </w:r>
+          </w:p>
+        </w:tc>
+        <w:tc>
+          <w:tcPr>
+            <w:tcW w:w="0" w:type="auto"/>
+          </w:tcPr>
+          <w:p>
+            <w:pPr>
+              <w:pStyle w:val="Compact"/>
+            </w:pPr>
+            <w:r>
+              <w:t xml:space="preserve">Full path to </w:t>
             </w:r>
             <w:r>
               <w:rPr>
                 <w:rStyle w:val="VerbatimChar"/>
               </w:rPr>
-              <w:t xml:space="preserve">cvs_functions.ps1</w:t>
-            </w:r>
-            <w:r>
-              <w:t xml:space="preserve"> </w:t>
-            </w:r>
-            <w:r>
-              <w:t xml:space="preserve">on the host</w:t>
-            </w:r>
-          </w:p>
-        </w:tc>
-        <w:tc>
-          <w:tcPr/>
+              <w:t>cvs_functions.ps1</w:t>
+            </w:r>
+            <w:r>
+              <w:t xml:space="preserve"> on the host</w:t>
+            </w:r>
+          </w:p>
+        </w:tc>
+        <w:tc>
+          <w:tcPr>
+            <w:tcW w:w="0" w:type="auto"/>
+          </w:tcPr>
           <w:p>
             <w:pPr>
               <w:pStyle w:val="Compact"/>
@@ -474,14 +361,16 @@
               <w:rPr>
                 <w:rStyle w:val="VerbatimChar"/>
               </w:rPr>
-              <w:t xml:space="preserve">C:\PSO\Scripts\cvs_functions.ps1</w:t>
+              <w:t>C:\PSO\Scripts\cvs_functions.ps1</w:t>
             </w:r>
           </w:p>
         </w:tc>
       </w:tr>
       <w:tr>
         <w:tc>
-          <w:tcPr/>
+          <w:tcPr>
+            <w:tcW w:w="0" w:type="auto"/>
+          </w:tcPr>
           <w:p>
             <w:pPr>
               <w:pStyle w:val="Compact"/>
@@ -490,12 +379,14 @@
               <w:rPr>
                 <w:rStyle w:val="VerbatimChar"/>
               </w:rPr>
-              <w:t xml:space="preserve">groupDN</w:t>
-            </w:r>
-          </w:p>
-        </w:tc>
-        <w:tc>
-          <w:tcPr/>
+              <w:t>groupDN</w:t>
+            </w:r>
+          </w:p>
+        </w:tc>
+        <w:tc>
+          <w:tcPr>
+            <w:tcW w:w="0" w:type="auto"/>
+          </w:tcPr>
           <w:p>
             <w:pPr>
               <w:pStyle w:val="Compact"/>
@@ -505,18 +396,17 @@
                 <w:b/>
                 <w:bCs/>
               </w:rPr>
-              <w:t xml:space="preserve">AD group distinguishedName</w:t>
-            </w:r>
-            <w:r>
-              <w:t xml:space="preserve"> </w:t>
-            </w:r>
-            <w:r>
-              <w:t xml:space="preserve">(preferred, unambiguous)</w:t>
-            </w:r>
-          </w:p>
-        </w:tc>
-        <w:tc>
-          <w:tcPr/>
+              <w:t>AD group distinguishedName</w:t>
+            </w:r>
+            <w:r>
+              <w:t xml:space="preserve"> (preferred, unambiguous)</w:t>
+            </w:r>
+          </w:p>
+        </w:tc>
+        <w:tc>
+          <w:tcPr>
+            <w:tcW w:w="0" w:type="auto"/>
+          </w:tcPr>
           <w:p>
             <w:pPr>
               <w:pStyle w:val="Compact"/>
@@ -525,14 +415,16 @@
               <w:rPr>
                 <w:rStyle w:val="VerbatimChar"/>
               </w:rPr>
-              <w:t xml:space="preserve">CN=WinLogServers,OU=Groups,DC=vcf,DC=local</w:t>
+              <w:t>CN=WinLogServers,OU=Groups,DC=vcf,DC=local</w:t>
             </w:r>
           </w:p>
         </w:tc>
       </w:tr>
       <w:tr>
         <w:tc>
-          <w:tcPr/>
+          <w:tcPr>
+            <w:tcW w:w="0" w:type="auto"/>
+          </w:tcPr>
           <w:p>
             <w:pPr>
               <w:pStyle w:val="Compact"/>
@@ -541,38 +433,36 @@
               <w:rPr>
                 <w:rStyle w:val="VerbatimChar"/>
               </w:rPr>
-              <w:t xml:space="preserve">domainName</w:t>
-            </w:r>
-          </w:p>
-        </w:tc>
-        <w:tc>
-          <w:tcPr/>
-          <w:p>
-            <w:pPr>
-              <w:pStyle w:val="Compact"/>
-            </w:pPr>
-            <w:r>
-              <w:t xml:space="preserve">AD domain to resolve against (used as</w:t>
-            </w:r>
-            <w:r>
-              <w:t xml:space="preserve"> </w:t>
+              <w:t>domainName</w:t>
+            </w:r>
+          </w:p>
+        </w:tc>
+        <w:tc>
+          <w:tcPr>
+            <w:tcW w:w="0" w:type="auto"/>
+          </w:tcPr>
+          <w:p>
+            <w:pPr>
+              <w:pStyle w:val="Compact"/>
+            </w:pPr>
+            <w:r>
+              <w:t xml:space="preserve">AD domain to resolve against (used as </w:t>
             </w:r>
             <w:r>
               <w:rPr>
                 <w:rStyle w:val="VerbatimChar"/>
               </w:rPr>
-              <w:t xml:space="preserve">-Server</w:t>
-            </w:r>
-            <w:r>
-              <w:t xml:space="preserve"> </w:t>
-            </w:r>
-            <w:r>
-              <w:t xml:space="preserve">target)</w:t>
-            </w:r>
-          </w:p>
-        </w:tc>
-        <w:tc>
-          <w:tcPr/>
+              <w:t>-Server</w:t>
+            </w:r>
+            <w:r>
+              <w:t xml:space="preserve"> target)</w:t>
+            </w:r>
+          </w:p>
+        </w:tc>
+        <w:tc>
+          <w:tcPr>
+            <w:tcW w:w="0" w:type="auto"/>
+          </w:tcPr>
           <w:p>
             <w:pPr>
               <w:pStyle w:val="Compact"/>
@@ -581,14 +471,16 @@
               <w:rPr>
                 <w:rStyle w:val="VerbatimChar"/>
               </w:rPr>
-              <w:t xml:space="preserve">vcf.lab</w:t>
+              <w:t>vcf.lab</w:t>
             </w:r>
           </w:p>
         </w:tc>
       </w:tr>
       <w:tr>
         <w:tc>
-          <w:tcPr/>
+          <w:tcPr>
+            <w:tcW w:w="0" w:type="auto"/>
+          </w:tcPr>
           <w:p>
             <w:pPr>
               <w:pStyle w:val="Compact"/>
@@ -597,39 +489,65 @@
               <w:rPr>
                 <w:rStyle w:val="VerbatimChar"/>
               </w:rPr>
-              <w:t xml:space="preserve">fileShareTarget</w:t>
-            </w:r>
-          </w:p>
-        </w:tc>
-        <w:tc>
-          <w:tcPr/>
-          <w:p>
-            <w:pPr>
-              <w:pStyle w:val="Compact"/>
-            </w:pPr>
-            <w:r>
-              <w:t xml:space="preserve">Archive destination root (UNC)</w:t>
-            </w:r>
-          </w:p>
-        </w:tc>
-        <w:tc>
-          <w:tcPr/>
-          <w:p>
-            <w:pPr>
-              <w:pStyle w:val="Compact"/>
-            </w:pPr>
+              <w:t>fileShareTarg</w:t>
+            </w:r>
             <w:r>
               <w:rPr>
                 <w:rStyle w:val="VerbatimChar"/>
               </w:rPr>
-              <w:t xml:space="preserve">\\fileserver.vcf.lab\mdcarchivelog$\Windows</w:t>
+              <w:lastRenderedPageBreak/>
+              <w:t>et</w:t>
+            </w:r>
+          </w:p>
+        </w:tc>
+        <w:tc>
+          <w:tcPr>
+            <w:tcW w:w="0" w:type="auto"/>
+          </w:tcPr>
+          <w:p>
+            <w:pPr>
+              <w:pStyle w:val="Compact"/>
+            </w:pPr>
+            <w:r>
+              <w:lastRenderedPageBreak/>
+              <w:t xml:space="preserve">Archive </w:t>
+            </w:r>
+            <w:r>
+              <w:lastRenderedPageBreak/>
+              <w:t>destination root (UNC)</w:t>
+            </w:r>
+          </w:p>
+        </w:tc>
+        <w:tc>
+          <w:tcPr>
+            <w:tcW w:w="0" w:type="auto"/>
+          </w:tcPr>
+          <w:p>
+            <w:pPr>
+              <w:pStyle w:val="Compact"/>
+            </w:pPr>
+            <w:r>
+              <w:rPr>
+                <w:rStyle w:val="VerbatimChar"/>
+              </w:rPr>
+              <w:lastRenderedPageBreak/>
+              <w:t>\\fileserver.vcf.lab\mdcarchivelog$\Wi</w:t>
+            </w:r>
+            <w:r>
+              <w:rPr>
+                <w:rStyle w:val="VerbatimChar"/>
+              </w:rPr>
+              <w:lastRenderedPageBreak/>
+              <w:t>ndows</w:t>
             </w:r>
           </w:p>
         </w:tc>
       </w:tr>
       <w:tr>
         <w:tc>
-          <w:tcPr/>
+          <w:tcPr>
+            <w:tcW w:w="0" w:type="auto"/>
+          </w:tcPr>
           <w:p>
             <w:pPr>
               <w:pStyle w:val="Compact"/>
@@ -638,23 +556,28 @@
               <w:rPr>
                 <w:rStyle w:val="VerbatimChar"/>
               </w:rPr>
-              <w:t xml:space="preserve">fileFilter</w:t>
-            </w:r>
-          </w:p>
-        </w:tc>
-        <w:tc>
-          <w:tcPr/>
-          <w:p>
-            <w:pPr>
-              <w:pStyle w:val="Compact"/>
-            </w:pPr>
-            <w:r>
-              <w:t xml:space="preserve">File-name filter to move</w:t>
-            </w:r>
-          </w:p>
-        </w:tc>
-        <w:tc>
-          <w:tcPr/>
+              <w:lastRenderedPageBreak/>
+              <w:t>fileFilter</w:t>
+            </w:r>
+          </w:p>
+        </w:tc>
+        <w:tc>
+          <w:tcPr>
+            <w:tcW w:w="0" w:type="auto"/>
+          </w:tcPr>
+          <w:p>
+            <w:pPr>
+              <w:pStyle w:val="Compact"/>
+            </w:pPr>
+            <w:r>
+              <w:t>File-name filter to move</w:t>
+            </w:r>
+          </w:p>
+        </w:tc>
+        <w:tc>
+          <w:tcPr>
+            <w:tcW w:w="0" w:type="auto"/>
+          </w:tcPr>
           <w:p>
             <w:pPr>
               <w:pStyle w:val="Compact"/>
@@ -663,14 +586,16 @@
               <w:rPr>
                 <w:rStyle w:val="VerbatimChar"/>
               </w:rPr>
-              <w:t xml:space="preserve">Archive-*.evtx</w:t>
+              <w:t>Archive-*.evtx</w:t>
             </w:r>
           </w:p>
         </w:tc>
       </w:tr>
       <w:tr>
         <w:tc>
-          <w:tcPr/>
+          <w:tcPr>
+            <w:tcW w:w="0" w:type="auto"/>
+          </w:tcPr>
           <w:p>
             <w:pPr>
               <w:pStyle w:val="Compact"/>
@@ -679,54 +604,46 @@
               <w:rPr>
                 <w:rStyle w:val="VerbatimChar"/>
               </w:rPr>
-              <w:t xml:space="preserve">fileAgeDays</w:t>
-            </w:r>
-          </w:p>
-        </w:tc>
-        <w:tc>
-          <w:tcPr/>
-          <w:p>
-            <w:pPr>
-              <w:pStyle w:val="Compact"/>
-            </w:pPr>
-            <w:r>
-              <w:t xml:space="preserve">Move files older than</w:t>
-            </w:r>
-            <w:r>
-              <w:t xml:space="preserve"> </w:t>
+              <w:t>fileAgeDays</w:t>
+            </w:r>
+          </w:p>
+        </w:tc>
+        <w:tc>
+          <w:tcPr>
+            <w:tcW w:w="0" w:type="auto"/>
+          </w:tcPr>
+          <w:p>
+            <w:pPr>
+              <w:pStyle w:val="Compact"/>
+            </w:pPr>
+            <w:r>
+              <w:t xml:space="preserve">Move files older than </w:t>
             </w:r>
             <w:r>
               <w:rPr>
                 <w:i/>
                 <w:iCs/>
               </w:rPr>
-              <w:t xml:space="preserve">(today + value)</w:t>
-            </w:r>
-            <w:r>
-              <w:t xml:space="preserve"> </w:t>
-            </w:r>
-            <w:r>
-              <w:t xml:space="preserve">days; use</w:t>
-            </w:r>
-            <w:r>
-              <w:t xml:space="preserve"> </w:t>
+              <w:t>(today + value)</w:t>
+            </w:r>
+            <w:r>
+              <w:t xml:space="preserve"> days; use </w:t>
             </w:r>
             <w:r>
               <w:rPr>
                 <w:rStyle w:val="VerbatimChar"/>
               </w:rPr>
-              <w:t xml:space="preserve">0</w:t>
-            </w:r>
-            <w:r>
-              <w:t xml:space="preserve"> </w:t>
-            </w:r>
-            <w:r>
-              <w:t xml:space="preserve">or a negative value</w:t>
-            </w:r>
-          </w:p>
-        </w:tc>
-        <w:tc>
-          <w:tcPr/>
+              <w:t>0</w:t>
+            </w:r>
+            <w:r>
+              <w:t xml:space="preserve"> or a negative value</w:t>
+            </w:r>
+          </w:p>
+        </w:tc>
+        <w:tc>
+          <w:tcPr>
+            <w:tcW w:w="0" w:type="auto"/>
+          </w:tcPr>
           <w:p>
             <w:pPr>
               <w:pStyle w:val="Compact"/>
@@ -735,7 +652,7 @@
               <w:rPr>
                 <w:rStyle w:val="VerbatimChar"/>
               </w:rPr>
-              <w:t xml:space="preserve">-1</w:t>
+              <w:t>-1</w:t>
             </w:r>
           </w:p>
         </w:tc>
@@ -745,7 +662,7 @@
       <w:pPr>
         <w:numPr>
           <w:ilvl w:val="0"/>
-          <w:numId w:val="1002"/>
+          <w:numId w:val="3"/>
         </w:numPr>
       </w:pPr>
       <w:r>
@@ -753,28 +670,19 @@
           <w:b/>
           <w:bCs/>
         </w:rPr>
-        <w:t xml:space="preserve">Run.</w:t>
-      </w:r>
-      <w:r>
-        <w:t xml:space="preserve"> </w:t>
-      </w:r>
-      <w:r>
-        <w:t xml:space="preserve">Watch the run log for per-server</w:t>
-      </w:r>
-      <w:r>
-        <w:t xml:space="preserve"> </w:t>
+        <w:t>Run.</w:t>
+      </w:r>
+      <w:r>
+        <w:t xml:space="preserve"> Watch the run log for per-server </w:t>
       </w:r>
       <w:r>
         <w:rPr>
           <w:rStyle w:val="VerbatimChar"/>
         </w:rPr>
-        <w:t xml:space="preserve">Info: &lt;server&gt; - moving archived files …</w:t>
-      </w:r>
-      <w:r>
-        <w:t xml:space="preserve"> </w:t>
-      </w:r>
-      <w:r>
-        <w:t xml:space="preserve">lines.</w:t>
+        <w:t>Info: &lt;server&gt; - moving archived files …</w:t>
+      </w:r>
+      <w:r>
+        <w:t xml:space="preserve"> lines.</w:t>
       </w:r>
     </w:p>
     <w:p>
@@ -785,35 +693,29 @@
         <w:rPr>
           <w:rStyle w:val="VerbatimChar"/>
         </w:rPr>
-        <w:t xml:space="preserve">groupDN</w:t>
-      </w:r>
-      <w:r>
-        <w:t xml:space="preserve"> </w:t>
-      </w:r>
-      <w:r>
-        <w:t xml:space="preserve">also accepts CN / sAMAccountName / GUID / SID, but a full DN is recommended. A non-DN value (no</w:t>
-      </w:r>
-      <w:r>
-        <w:t xml:space="preserve"> </w:t>
+        <w:t>groupDN</w:t>
+      </w:r>
+      <w:r>
+        <w:t xml:space="preserve"> also accepts CN / sAMAccountName / GUID / SID, but a full DN is recommended. A non-DN value (no </w:t>
       </w:r>
       <w:r>
         <w:rPr>
           <w:rStyle w:val="VerbatimChar"/>
         </w:rPr>
-        <w:t xml:space="preserve">DC=</w:t>
-      </w:r>
-      <w:r>
-        <w:t xml:space="preserve">) logs a warning and still runs.</w:t>
+        <w:t>DC=</w:t>
+      </w:r>
+      <w:r>
+        <w:t>) logs a warning and still runs.</w:t>
       </w:r>
     </w:p>
-    <w:bookmarkEnd w:id="11"/>
-    <w:bookmarkStart w:id="12" w:name="outputs"/>
     <w:p>
       <w:pPr>
         <w:pStyle w:val="Heading2"/>
       </w:pPr>
-      <w:r>
-        <w:t xml:space="preserve">Outputs</w:t>
+      <w:bookmarkStart w:id="4" w:name="outputs"/>
+      <w:bookmarkEnd w:id="3"/>
+      <w:r>
+        <w:t>Outputs</w:t>
       </w:r>
     </w:p>
     <w:p>
@@ -821,35 +723,26 @@
         <w:pStyle w:val="Compact"/>
         <w:numPr>
           <w:ilvl w:val="0"/>
-          <w:numId w:val="1003"/>
+          <w:numId w:val="4"/>
         </w:numPr>
       </w:pPr>
       <w:r>
         <w:rPr>
           <w:rStyle w:val="VerbatimChar"/>
         </w:rPr>
-        <w:t xml:space="preserve">executionSuccess</w:t>
-      </w:r>
-      <w:r>
-        <w:t xml:space="preserve"> </w:t>
-      </w:r>
-      <w:r>
-        <w:t xml:space="preserve">(boolean) —</w:t>
-      </w:r>
-      <w:r>
-        <w:t xml:space="preserve"> </w:t>
+        <w:t>executionSuccess</w:t>
+      </w:r>
+      <w:r>
+        <w:t xml:space="preserve"> (boolean) — </w:t>
       </w:r>
       <w:r>
         <w:rPr>
           <w:rStyle w:val="VerbatimChar"/>
         </w:rPr>
-        <w:t xml:space="preserve">true</w:t>
-      </w:r>
-      <w:r>
-        <w:t xml:space="preserve"> </w:t>
-      </w:r>
-      <w:r>
-        <w:t xml:space="preserve">if no errors were detected.</w:t>
+        <w:t>true</w:t>
+      </w:r>
+      <w:r>
+        <w:t xml:space="preserve"> if no errors were detected.</w:t>
       </w:r>
     </w:p>
     <w:p>
@@ -857,20 +750,17 @@
         <w:pStyle w:val="Compact"/>
         <w:numPr>
           <w:ilvl w:val="0"/>
-          <w:numId w:val="1003"/>
+          <w:numId w:val="4"/>
         </w:numPr>
       </w:pPr>
       <w:r>
         <w:rPr>
           <w:rStyle w:val="VerbatimChar"/>
         </w:rPr>
-        <w:t xml:space="preserve">executionOutput</w:t>
-      </w:r>
-      <w:r>
-        <w:t xml:space="preserve"> </w:t>
-      </w:r>
-      <w:r>
-        <w:t xml:space="preserve">(string) — summary text, or an error description.</w:t>
+        <w:t>executionOutput</w:t>
+      </w:r>
+      <w:r>
+        <w:t xml:space="preserve"> (string) — summary text, or an error description.</w:t>
       </w:r>
     </w:p>
     <w:p>
@@ -878,7 +768,7 @@
         <w:pStyle w:val="Compact"/>
         <w:numPr>
           <w:ilvl w:val="0"/>
-          <w:numId w:val="1003"/>
+          <w:numId w:val="4"/>
         </w:numPr>
       </w:pPr>
       <w:r>
@@ -886,35 +776,29 @@
           <w:b/>
           <w:bCs/>
         </w:rPr>
-        <w:t xml:space="preserve">Result files:</w:t>
-      </w:r>
-      <w:r>
-        <w:t xml:space="preserve"> </w:t>
-      </w:r>
-      <w:r>
-        <w:t xml:space="preserve">moved to</w:t>
-      </w:r>
-      <w:r>
-        <w:t xml:space="preserve"> </w:t>
+        <w:t>Result files:</w:t>
+      </w:r>
+      <w:r>
+        <w:t xml:space="preserve"> moved to </w:t>
       </w:r>
       <w:r>
         <w:rPr>
           <w:rStyle w:val="VerbatimChar"/>
         </w:rPr>
-        <w:t xml:space="preserve">&lt;fileShareTarget&gt;\&lt;server-short-name&gt;\</w:t>
-      </w:r>
-      <w:r>
-        <w:t xml:space="preserve">.</w:t>
+        <w:t>&lt;fileShareTarget&gt;\&lt;server-short-name&gt;\</w:t>
+      </w:r>
+      <w:r>
+        <w:t>.</w:t>
       </w:r>
     </w:p>
-    <w:bookmarkEnd w:id="12"/>
-    <w:bookmarkStart w:id="13" w:name="common-scenarios"/>
     <w:p>
       <w:pPr>
         <w:pStyle w:val="Heading2"/>
       </w:pPr>
-      <w:r>
-        <w:t xml:space="preserve">Common scenarios</w:t>
+      <w:bookmarkStart w:id="5" w:name="common-scenarios"/>
+      <w:bookmarkEnd w:id="4"/>
+      <w:r>
+        <w:t>Common scenarios</w:t>
       </w:r>
     </w:p>
     <w:p>
@@ -922,7 +806,7 @@
         <w:pStyle w:val="Compact"/>
         <w:numPr>
           <w:ilvl w:val="0"/>
-          <w:numId w:val="1004"/>
+          <w:numId w:val="5"/>
         </w:numPr>
       </w:pPr>
       <w:r>
@@ -930,13 +814,10 @@
           <w:b/>
           <w:bCs/>
         </w:rPr>
-        <w:t xml:space="preserve">Scheduled housekeeping:</w:t>
-      </w:r>
-      <w:r>
-        <w:t xml:space="preserve"> </w:t>
-      </w:r>
-      <w:r>
-        <w:t xml:space="preserve">schedule the workflow (e.g. daily) in Orchestrator.</w:t>
+        <w:t>Scheduled housekeeping:</w:t>
+      </w:r>
+      <w:r>
+        <w:t xml:space="preserve"> schedule the workflow (e.g. daily) in Orchestrator.</w:t>
       </w:r>
     </w:p>
     <w:p>
@@ -944,7 +825,7 @@
         <w:pStyle w:val="Compact"/>
         <w:numPr>
           <w:ilvl w:val="0"/>
-          <w:numId w:val="1004"/>
+          <w:numId w:val="5"/>
         </w:numPr>
       </w:pPr>
       <w:r>
@@ -952,29 +833,20 @@
           <w:b/>
           <w:bCs/>
         </w:rPr>
-        <w:t xml:space="preserve">Add/remove servers:</w:t>
-      </w:r>
-      <w:r>
-        <w:t xml:space="preserve"> </w:t>
-      </w:r>
-      <w:r>
-        <w:t xml:space="preserve">change</w:t>
-      </w:r>
-      <w:r>
-        <w:t xml:space="preserve"> </w:t>
+        <w:t>Add/remove servers:</w:t>
+      </w:r>
+      <w:r>
+        <w:t xml:space="preserve"> change </w:t>
       </w:r>
       <w:r>
         <w:rPr>
           <w:b/>
           <w:bCs/>
         </w:rPr>
-        <w:t xml:space="preserve">AD group membership</w:t>
-      </w:r>
-      <w:r>
-        <w:t xml:space="preserve"> </w:t>
-      </w:r>
-      <w:r>
-        <w:t xml:space="preserve">— no workflow or code change. The PS host itself can be a group member.</w:t>
+        <w:t>AD group membership</w:t>
+      </w:r>
+      <w:r>
+        <w:t xml:space="preserve"> — no workflow or code change. The PS host itself can be a group member.</w:t>
       </w:r>
     </w:p>
     <w:p>
@@ -982,7 +854,7 @@
         <w:pStyle w:val="Compact"/>
         <w:numPr>
           <w:ilvl w:val="0"/>
-          <w:numId w:val="1004"/>
+          <w:numId w:val="5"/>
         </w:numPr>
       </w:pPr>
       <w:r>
@@ -990,43 +862,28 @@
           <w:b/>
           <w:bCs/>
         </w:rPr>
-        <w:t xml:space="preserve">One-off different file type/age:</w:t>
-      </w:r>
-      <w:r>
-        <w:t xml:space="preserve"> </w:t>
-      </w:r>
-      <w:r>
-        <w:t xml:space="preserve">override</w:t>
-      </w:r>
-      <w:r>
-        <w:t xml:space="preserve"> </w:t>
+        <w:t>One-off different file type/age:</w:t>
+      </w:r>
+      <w:r>
+        <w:t xml:space="preserve"> override </w:t>
       </w:r>
       <w:r>
         <w:rPr>
           <w:rStyle w:val="VerbatimChar"/>
         </w:rPr>
-        <w:t xml:space="preserve">fileFilter</w:t>
-      </w:r>
-      <w:r>
-        <w:t xml:space="preserve"> </w:t>
-      </w:r>
-      <w:r>
-        <w:t xml:space="preserve">/</w:t>
-      </w:r>
-      <w:r>
-        <w:t xml:space="preserve"> </w:t>
+        <w:t>fileFilter</w:t>
+      </w:r>
+      <w:r>
+        <w:t xml:space="preserve"> / </w:t>
       </w:r>
       <w:r>
         <w:rPr>
           <w:rStyle w:val="VerbatimChar"/>
         </w:rPr>
-        <w:t xml:space="preserve">fileAgeDays</w:t>
-      </w:r>
-      <w:r>
-        <w:t xml:space="preserve"> </w:t>
-      </w:r>
-      <w:r>
-        <w:t xml:space="preserve">at run time.</w:t>
+        <w:t>fileAgeDays</w:t>
+      </w:r>
+      <w:r>
+        <w:t xml:space="preserve"> at run time.</w:t>
       </w:r>
     </w:p>
     <w:p>
@@ -1034,7 +891,7 @@
         <w:pStyle w:val="Compact"/>
         <w:numPr>
           <w:ilvl w:val="0"/>
-          <w:numId w:val="1004"/>
+          <w:numId w:val="5"/>
         </w:numPr>
       </w:pPr>
       <w:r>
@@ -1042,7 +899,7 @@
           <w:b/>
           <w:bCs/>
         </w:rPr>
-        <w:t xml:space="preserve">Exclude a specific host:</w:t>
+        <w:t>Exclude a specific host:</w:t>
       </w:r>
       <w:r>
         <w:t xml:space="preserve"> </w:t>
@@ -1051,23 +908,20 @@
         <w:rPr>
           <w:rStyle w:val="VerbatimChar"/>
         </w:rPr>
-        <w:t xml:space="preserve">Disable-ADAccount</w:t>
-      </w:r>
-      <w:r>
-        <w:t xml:space="preserve"> </w:t>
-      </w:r>
-      <w:r>
-        <w:t xml:space="preserve">it or remove it from the group (see Known limitations).</w:t>
+        <w:t>Disable-ADAccount</w:t>
+      </w:r>
+      <w:r>
+        <w:t xml:space="preserve"> it or remove it from the group (see Known limitations).</w:t>
       </w:r>
     </w:p>
-    <w:bookmarkEnd w:id="13"/>
-    <w:bookmarkStart w:id="14" w:name="known-limitations"/>
     <w:p>
       <w:pPr>
         <w:pStyle w:val="Heading2"/>
       </w:pPr>
-      <w:r>
-        <w:t xml:space="preserve">Known limitations</w:t>
+      <w:bookmarkStart w:id="6" w:name="known-limitations"/>
+      <w:bookmarkEnd w:id="5"/>
+      <w:r>
+        <w:t>Known limitations</w:t>
       </w:r>
     </w:p>
     <w:p>
@@ -1075,7 +929,7 @@
         <w:pStyle w:val="Compact"/>
         <w:numPr>
           <w:ilvl w:val="0"/>
-          <w:numId w:val="1005"/>
+          <w:numId w:val="6"/>
         </w:numPr>
       </w:pPr>
       <w:r>
@@ -1083,44 +937,29 @@
           <w:b/>
           <w:bCs/>
         </w:rPr>
-        <w:t xml:space="preserve">Enabled ≠ reachable.</w:t>
-      </w:r>
-      <w:r>
-        <w:t xml:space="preserve"> </w:t>
-      </w:r>
-      <w:r>
-        <w:t xml:space="preserve">An enabled AD computer object is processed even if the host is offline — a host named e.g.</w:t>
-      </w:r>
-      <w:r>
-        <w:t xml:space="preserve"> </w:t>
+        <w:t>Enabled ≠ reachable.</w:t>
+      </w:r>
+      <w:r>
+        <w:t xml:space="preserve"> An enabled AD computer object is processed even if the host is offline — a host named e.g. </w:t>
       </w:r>
       <w:r>
         <w:rPr>
           <w:rStyle w:val="VerbatimChar"/>
         </w:rPr>
-        <w:t xml:space="preserve">disabledsrv01</w:t>
-      </w:r>
-      <w:r>
-        <w:t xml:space="preserve"> </w:t>
-      </w:r>
-      <w:r>
-        <w:t xml:space="preserve">whose account is still enabled</w:t>
-      </w:r>
-      <w:r>
-        <w:t xml:space="preserve"> </w:t>
+        <w:t>disabledsrv01</w:t>
+      </w:r>
+      <w:r>
+        <w:t xml:space="preserve"> whose account is still enabled </w:t>
       </w:r>
       <w:r>
         <w:rPr>
           <w:b/>
           <w:bCs/>
         </w:rPr>
-        <w:t xml:space="preserve">will</w:t>
-      </w:r>
-      <w:r>
-        <w:t xml:space="preserve"> </w:t>
-      </w:r>
-      <w:r>
-        <w:t xml:space="preserve">be contacted and will error if offline. To exclude a host, disable its AD account or remove it from the group; do not rely on the name.</w:t>
+        <w:t>will</w:t>
+      </w:r>
+      <w:r>
+        <w:t xml:space="preserve"> be contacted and will error if offline. To exclude a host, disable its AD account or remove it from the group; do not rely on the name.</w:t>
       </w:r>
     </w:p>
     <w:p>
@@ -1128,7 +967,7 @@
         <w:pStyle w:val="Compact"/>
         <w:numPr>
           <w:ilvl w:val="0"/>
-          <w:numId w:val="1005"/>
+          <w:numId w:val="6"/>
         </w:numPr>
       </w:pPr>
       <w:r>
@@ -1136,13 +975,10 @@
           <w:b/>
           <w:bCs/>
         </w:rPr>
-        <w:t xml:space="preserve">No per-server status object in Orchestrator</w:t>
-      </w:r>
-      <w:r>
-        <w:t xml:space="preserve"> </w:t>
-      </w:r>
-      <w:r>
-        <w:t xml:space="preserve">— the run log shows aggregate stdout; per-server structured reporting is Phase 2.</w:t>
+        <w:t>No per-server status object in Orchestrator</w:t>
+      </w:r>
+      <w:r>
+        <w:t xml:space="preserve"> — the run log shows aggregate stdout; per-server structured reporting is Phase 2.</w:t>
       </w:r>
     </w:p>
     <w:p>
@@ -1150,7 +986,7 @@
         <w:pStyle w:val="Compact"/>
         <w:numPr>
           <w:ilvl w:val="0"/>
-          <w:numId w:val="1005"/>
+          <w:numId w:val="6"/>
         </w:numPr>
       </w:pPr>
       <w:r>
@@ -1158,13 +994,10 @@
           <w:b/>
           <w:bCs/>
         </w:rPr>
-        <w:t xml:space="preserve">No email report</w:t>
-      </w:r>
-      <w:r>
-        <w:t xml:space="preserve"> </w:t>
-      </w:r>
-      <w:r>
-        <w:t xml:space="preserve">on completion (Phase 2).</w:t>
+        <w:t>No email report</w:t>
+      </w:r>
+      <w:r>
+        <w:t xml:space="preserve"> on completion (Phase 2).</w:t>
       </w:r>
     </w:p>
     <w:p>
@@ -1172,7 +1005,7 @@
         <w:pStyle w:val="Compact"/>
         <w:numPr>
           <w:ilvl w:val="0"/>
-          <w:numId w:val="1005"/>
+          <w:numId w:val="6"/>
         </w:numPr>
       </w:pPr>
       <w:r>
@@ -1180,13 +1013,10 @@
           <w:b/>
           <w:bCs/>
         </w:rPr>
-        <w:t xml:space="preserve">Partial per-server failure granularity</w:t>
-      </w:r>
-      <w:r>
-        <w:t xml:space="preserve"> </w:t>
-      </w:r>
-      <w:r>
-        <w:t xml:space="preserve">— if one server errors mid-move, its remaining files in that pass may be skipped (logged); other servers are unaffected.</w:t>
+        <w:t>Partial per-server failure granularity</w:t>
+      </w:r>
+      <w:r>
+        <w:t xml:space="preserve"> — if one server errors mid-move, its remaining files in that pass may be skipped (logged); other servers are unaffected.</w:t>
       </w:r>
     </w:p>
     <w:p>
@@ -1194,7 +1024,7 @@
         <w:pStyle w:val="Compact"/>
         <w:numPr>
           <w:ilvl w:val="0"/>
-          <w:numId w:val="1005"/>
+          <w:numId w:val="6"/>
         </w:numPr>
       </w:pPr>
       <w:r>
@@ -1202,65 +1032,70 @@
           <w:b/>
           <w:bCs/>
         </w:rPr>
-        <w:t xml:space="preserve">Second-hop dependency</w:t>
-      </w:r>
-      <w:r>
-        <w:t xml:space="preserve"> </w:t>
-      </w:r>
-      <w:r>
-        <w:t xml:space="preserve">— moving to/from remote shares requires the host's auth to carry the credential (Kerberos + delegation or Basic-over-HTTPS).</w:t>
+        <w:t>Second-hop dependency</w:t>
+      </w:r>
+      <w:r>
+        <w:t xml:space="preserve"> — moving to/from remote shares requires the host's auth to carry the credential (Kerberos + delegation or Basic-over-HTTPS).</w:t>
       </w:r>
     </w:p>
-    <w:bookmarkEnd w:id="14"/>
-    <w:bookmarkStart w:id="15" w:name="reading-results"/>
     <w:p>
       <w:pPr>
         <w:pStyle w:val="Heading2"/>
       </w:pPr>
-      <w:r>
-        <w:t xml:space="preserve">Reading results</w:t>
+      <w:bookmarkStart w:id="7" w:name="reading-results"/>
+      <w:bookmarkEnd w:id="6"/>
+      <w:r>
+        <w:lastRenderedPageBreak/>
+        <w:t>Reading results</w:t>
       </w:r>
     </w:p>
     <w:tbl>
       <w:tblPr>
         <w:tblStyle w:val="Table"/>
-        <w:tblW w:type="auto" w:w="0"/>
-        <w:tblLook w:firstRow="1" w:lastRow="0" w:firstColumn="0" w:lastColumn="0" w:noHBand="0" w:noVBand="0" w:val="0020"/>
+        <w:tblW w:w="0" w:type="auto"/>
+        <w:tblLook w:val="0020" w:firstRow="1" w:lastRow="0" w:firstColumn="0" w:lastColumn="0" w:noHBand="0" w:noVBand="0"/>
       </w:tblPr>
       <w:tblGrid>
-        <w:gridCol w:w="3960"/>
-        <w:gridCol w:w="3960"/>
+        <w:gridCol w:w="2351"/>
+        <w:gridCol w:w="7225"/>
       </w:tblGrid>
       <w:tr>
         <w:trPr>
-          <w:tblHeader w:val="on"/>
+          <w:cnfStyle w:val="100000000000" w:firstRow="1" w:lastRow="0" w:firstColumn="0" w:lastColumn="0" w:oddVBand="0" w:evenVBand="0" w:oddHBand="0" w:evenHBand="0" w:firstRowFirstColumn="0" w:firstRowLastColumn="0" w:lastRowFirstColumn="0" w:lastRowLastColumn="0"/>
+          <w:tblHeader/>
         </w:trPr>
         <w:tc>
-          <w:tcPr/>
-          <w:p>
-            <w:pPr>
-              <w:pStyle w:val="Compact"/>
-            </w:pPr>
-            <w:r>
-              <w:t xml:space="preserve">End state</w:t>
-            </w:r>
-          </w:p>
-        </w:tc>
-        <w:tc>
-          <w:tcPr/>
-          <w:p>
-            <w:pPr>
-              <w:pStyle w:val="Compact"/>
-            </w:pPr>
-            <w:r>
-              <w:t xml:space="preserve">Meaning</w:t>
+          <w:tcPr>
+            <w:tcW w:w="0" w:type="auto"/>
+          </w:tcPr>
+          <w:p>
+            <w:pPr>
+              <w:pStyle w:val="Compact"/>
+            </w:pPr>
+            <w:r>
+              <w:t>End state</w:t>
+            </w:r>
+          </w:p>
+        </w:tc>
+        <w:tc>
+          <w:tcPr>
+            <w:tcW w:w="0" w:type="auto"/>
+          </w:tcPr>
+          <w:p>
+            <w:pPr>
+              <w:pStyle w:val="Compact"/>
+            </w:pPr>
+            <w:r>
+              <w:t>Meaning</w:t>
             </w:r>
           </w:p>
         </w:tc>
       </w:tr>
       <w:tr>
         <w:tc>
-          <w:tcPr/>
+          <w:tcPr>
+            <w:tcW w:w="0" w:type="auto"/>
+          </w:tcPr>
           <w:p>
             <w:pPr>
               <w:pStyle w:val="Compact"/>
@@ -1270,52 +1105,47 @@
                 <w:b/>
                 <w:bCs/>
               </w:rPr>
-              <w:t xml:space="preserve">Completed Successfully</w:t>
-            </w:r>
-          </w:p>
-        </w:tc>
-        <w:tc>
-          <w:tcPr/>
-          <w:p>
-            <w:pPr>
-              <w:pStyle w:val="Compact"/>
-            </w:pPr>
-            <w:r>
-              <w:t xml:space="preserve">No</w:t>
-            </w:r>
-            <w:r>
-              <w:t xml:space="preserve"> </w:t>
+              <w:t>Completed Successfully</w:t>
+            </w:r>
+          </w:p>
+        </w:tc>
+        <w:tc>
+          <w:tcPr>
+            <w:tcW w:w="0" w:type="auto"/>
+          </w:tcPr>
+          <w:p>
+            <w:pPr>
+              <w:pStyle w:val="Compact"/>
+            </w:pPr>
+            <w:r>
+              <w:t xml:space="preserve">No </w:t>
             </w:r>
             <w:r>
               <w:rPr>
                 <w:rStyle w:val="VerbatimChar"/>
               </w:rPr>
-              <w:t xml:space="preserve">Error:</w:t>
-            </w:r>
-            <w:r>
-              <w:t xml:space="preserve"> </w:t>
-            </w:r>
-            <w:r>
-              <w:t xml:space="preserve">lines detected; all targeted moves ran (or the group had zero enabled members — logged</w:t>
-            </w:r>
-            <w:r>
-              <w:t xml:space="preserve"> </w:t>
+              <w:t>Error:</w:t>
+            </w:r>
+            <w:r>
+              <w:t xml:space="preserve"> lines detected; all targeted moves ran (or the group had zero enabled members — logged </w:t>
             </w:r>
             <w:r>
               <w:rPr>
                 <w:rStyle w:val="VerbatimChar"/>
               </w:rPr>
-              <w:t xml:space="preserve">Warn:</w:t>
-            </w:r>
-            <w:r>
-              <w:t xml:space="preserve">)</w:t>
+              <w:t>Warn:</w:t>
+            </w:r>
+            <w:r>
+              <w:t>)</w:t>
             </w:r>
           </w:p>
         </w:tc>
       </w:tr>
       <w:tr>
         <w:tc>
-          <w:tcPr/>
+          <w:tcPr>
+            <w:tcW w:w="0" w:type="auto"/>
+          </w:tcPr>
           <w:p>
             <w:pPr>
               <w:pStyle w:val="Compact"/>
@@ -1325,25 +1155,29 @@
                 <w:b/>
                 <w:bCs/>
               </w:rPr>
-              <w:t xml:space="preserve">Completed with Errors</w:t>
-            </w:r>
-          </w:p>
-        </w:tc>
-        <w:tc>
-          <w:tcPr/>
-          <w:p>
-            <w:pPr>
-              <w:pStyle w:val="Compact"/>
-            </w:pPr>
-            <w:r>
-              <w:t xml:space="preserve">One or more per-server failures were logged; the rest still processed. Review the run log</w:t>
+              <w:t>Completed with Errors</w:t>
+            </w:r>
+          </w:p>
+        </w:tc>
+        <w:tc>
+          <w:tcPr>
+            <w:tcW w:w="0" w:type="auto"/>
+          </w:tcPr>
+          <w:p>
+            <w:pPr>
+              <w:pStyle w:val="Compact"/>
+            </w:pPr>
+            <w:r>
+              <w:t>One or more per-server failures were logged; the rest still processed. Review the run log</w:t>
             </w:r>
           </w:p>
         </w:tc>
       </w:tr>
       <w:tr>
         <w:tc>
-          <w:tcPr/>
+          <w:tcPr>
+            <w:tcW w:w="0" w:type="auto"/>
+          </w:tcPr>
           <w:p>
             <w:pPr>
               <w:pStyle w:val="Compact"/>
@@ -1353,49 +1187,47 @@
                 <w:b/>
                 <w:bCs/>
               </w:rPr>
-              <w:t xml:space="preserve">Failed: Bad Inputs</w:t>
-            </w:r>
-          </w:p>
-        </w:tc>
-        <w:tc>
-          <w:tcPr/>
-          <w:p>
-            <w:pPr>
-              <w:pStyle w:val="Compact"/>
-            </w:pPr>
-            <w:r>
-              <w:t xml:space="preserve">An input failed validation (e.g. empty</w:t>
-            </w:r>
-            <w:r>
-              <w:t xml:space="preserve"> </w:t>
+              <w:t>Failed: Bad Inputs</w:t>
+            </w:r>
+          </w:p>
+        </w:tc>
+        <w:tc>
+          <w:tcPr>
+            <w:tcW w:w="0" w:type="auto"/>
+          </w:tcPr>
+          <w:p>
+            <w:pPr>
+              <w:pStyle w:val="Compact"/>
+            </w:pPr>
+            <w:r>
+              <w:t xml:space="preserve">An input failed validation (e.g. empty </w:t>
             </w:r>
             <w:r>
               <w:rPr>
                 <w:rStyle w:val="VerbatimChar"/>
               </w:rPr>
-              <w:t xml:space="preserve">groupDN</w:t>
-            </w:r>
-            <w:r>
-              <w:t xml:space="preserve">, non-numeric</w:t>
-            </w:r>
-            <w:r>
-              <w:t xml:space="preserve"> </w:t>
+              <w:t>groupDN</w:t>
+            </w:r>
+            <w:r>
+              <w:t xml:space="preserve">, non-numeric </w:t>
             </w:r>
             <w:r>
               <w:rPr>
                 <w:rStyle w:val="VerbatimChar"/>
               </w:rPr>
-              <w:t xml:space="preserve">fileAgeDays</w:t>
-            </w:r>
-            <w:r>
-              <w:t xml:space="preserve">)</w:t>
+              <w:t>fileAgeDays</w:t>
+            </w:r>
+            <w:r>
+              <w:t>)</w:t>
             </w:r>
           </w:p>
         </w:tc>
       </w:tr>
       <w:tr>
         <w:tc>
-          <w:tcPr/>
+          <w:tcPr>
+            <w:tcW w:w="0" w:type="auto"/>
+          </w:tcPr>
           <w:p>
             <w:pPr>
               <w:pStyle w:val="Compact"/>
@@ -1405,73 +1237,82 @@
                 <w:b/>
                 <w:bCs/>
               </w:rPr>
-              <w:t xml:space="preserve">Failed: PS Execution</w:t>
-            </w:r>
-          </w:p>
-        </w:tc>
-        <w:tc>
-          <w:tcPr/>
-          <w:p>
-            <w:pPr>
-              <w:pStyle w:val="Compact"/>
-            </w:pPr>
-            <w:r>
-              <w:t xml:space="preserve">A terminating/total failure (e.g. host unreachable, AD module missing, group/domain unresolvable)</w:t>
+              <w:t>Failed: PS Execution</w:t>
+            </w:r>
+          </w:p>
+        </w:tc>
+        <w:tc>
+          <w:tcPr>
+            <w:tcW w:w="0" w:type="auto"/>
+          </w:tcPr>
+          <w:p>
+            <w:pPr>
+              <w:pStyle w:val="Compact"/>
+            </w:pPr>
+            <w:r>
+              <w:t>A terminating/total failure (e.g. host unreachable, AD module missing, group/domain unresolvable)</w:t>
             </w:r>
           </w:p>
         </w:tc>
       </w:tr>
     </w:tbl>
-    <w:bookmarkEnd w:id="15"/>
-    <w:bookmarkStart w:id="16" w:name="troubleshooting-basics"/>
     <w:p>
       <w:pPr>
         <w:pStyle w:val="Heading2"/>
       </w:pPr>
-      <w:r>
-        <w:t xml:space="preserve">Troubleshooting basics</w:t>
+      <w:bookmarkStart w:id="8" w:name="troubleshooting-basics"/>
+      <w:bookmarkEnd w:id="7"/>
+      <w:r>
+        <w:t>Troubleshooting basics</w:t>
       </w:r>
     </w:p>
     <w:tbl>
       <w:tblPr>
         <w:tblStyle w:val="Table"/>
-        <w:tblW w:type="auto" w:w="0"/>
-        <w:tblLook w:firstRow="1" w:lastRow="0" w:firstColumn="0" w:lastColumn="0" w:noHBand="0" w:noVBand="0" w:val="0020"/>
+        <w:tblW w:w="0" w:type="auto"/>
+        <w:tblLook w:val="0020" w:firstRow="1" w:lastRow="0" w:firstColumn="0" w:lastColumn="0" w:noHBand="0" w:noVBand="0"/>
       </w:tblPr>
       <w:tblGrid>
-        <w:gridCol w:w="3960"/>
-        <w:gridCol w:w="3960"/>
+        <w:gridCol w:w="3162"/>
+        <w:gridCol w:w="6414"/>
       </w:tblGrid>
       <w:tr>
         <w:trPr>
-          <w:tblHeader w:val="on"/>
+          <w:cnfStyle w:val="100000000000" w:firstRow="1" w:lastRow="0" w:firstColumn="0" w:lastColumn="0" w:oddVBand="0" w:evenVBand="0" w:oddHBand="0" w:evenHBand="0" w:firstRowFirstColumn="0" w:firstRowLastColumn="0" w:lastRowFirstColumn="0" w:lastRowLastColumn="0"/>
+          <w:tblHeader/>
         </w:trPr>
         <w:tc>
-          <w:tcPr/>
-          <w:p>
-            <w:pPr>
-              <w:pStyle w:val="Compact"/>
-            </w:pPr>
-            <w:r>
-              <w:t xml:space="preserve">Symptom</w:t>
-            </w:r>
-          </w:p>
-        </w:tc>
-        <w:tc>
-          <w:tcPr/>
-          <w:p>
-            <w:pPr>
-              <w:pStyle w:val="Compact"/>
-            </w:pPr>
-            <w:r>
-              <w:t xml:space="preserve">Likely cause / action</w:t>
+          <w:tcPr>
+            <w:tcW w:w="0" w:type="auto"/>
+          </w:tcPr>
+          <w:p>
+            <w:pPr>
+              <w:pStyle w:val="Compact"/>
+            </w:pPr>
+            <w:r>
+              <w:t>Symptom</w:t>
+            </w:r>
+          </w:p>
+        </w:tc>
+        <w:tc>
+          <w:tcPr>
+            <w:tcW w:w="0" w:type="auto"/>
+          </w:tcPr>
+          <w:p>
+            <w:pPr>
+              <w:pStyle w:val="Compact"/>
+            </w:pPr>
+            <w:r>
+              <w:t>Likely cause / action</w:t>
             </w:r>
           </w:p>
         </w:tc>
       </w:tr>
       <w:tr>
         <w:tc>
-          <w:tcPr/>
+          <w:tcPr>
+            <w:tcW w:w="0" w:type="auto"/>
+          </w:tcPr>
           <w:p>
             <w:pPr>
               <w:pStyle w:val="Compact"/>
@@ -1481,109 +1322,99 @@
                 <w:b/>
                 <w:bCs/>
               </w:rPr>
-              <w:t xml:space="preserve">Completed with Errors</w:t>
-            </w:r>
-            <w:r>
-              <w:t xml:space="preserve">,</w:t>
-            </w:r>
-            <w:r>
-              <w:t xml:space="preserve"> </w:t>
+              <w:t>Completed with Errors</w:t>
+            </w:r>
+            <w:r>
+              <w:t xml:space="preserve">, </w:t>
             </w:r>
             <w:r>
               <w:rPr>
                 <w:rStyle w:val="VerbatimChar"/>
               </w:rPr>
-              <w:t xml:space="preserve">Error: [&lt;server&gt;] failed moving …</w:t>
-            </w:r>
-          </w:p>
-        </w:tc>
-        <w:tc>
-          <w:tcPr/>
-          <w:p>
-            <w:pPr>
-              <w:pStyle w:val="Compact"/>
-            </w:pPr>
-            <w:r>
-              <w:t xml:space="preserve">That server was unreachable or its</w:t>
-            </w:r>
-            <w:r>
-              <w:t xml:space="preserve"> </w:t>
+              <w:t>Error: [&lt;server&gt;] failed moving …</w:t>
+            </w:r>
+          </w:p>
+        </w:tc>
+        <w:tc>
+          <w:tcPr>
+            <w:tcW w:w="0" w:type="auto"/>
+          </w:tcPr>
+          <w:p>
+            <w:pPr>
+              <w:pStyle w:val="Compact"/>
+            </w:pPr>
+            <w:r>
+              <w:t xml:space="preserve">That server was unreachable or its </w:t>
             </w:r>
             <w:r>
               <w:rPr>
                 <w:rStyle w:val="VerbatimChar"/>
               </w:rPr>
-              <w:t xml:space="preserve">C$</w:t>
-            </w:r>
-            <w:r>
-              <w:t xml:space="preserve"> </w:t>
-            </w:r>
-            <w:r>
-              <w:t xml:space="preserve">share was inaccessible (possibly an enabled-but-offline host). Confirm it is up and the account has admin-share access. Other servers were still processed</w:t>
+              <w:t>C$</w:t>
+            </w:r>
+            <w:r>
+              <w:t xml:space="preserve"> share was inaccessible (possibly an enabled-but-offline host). Confirm it is up and the account has admin-share access. Other servers were still processed</w:t>
             </w:r>
           </w:p>
         </w:tc>
       </w:tr>
       <w:tr>
         <w:tc>
-          <w:tcPr/>
-          <w:p>
-            <w:pPr>
-              <w:pStyle w:val="Compact"/>
-            </w:pPr>
-            <w:r>
-              <w:t xml:space="preserve">No servers processed,</w:t>
-            </w:r>
-            <w:r>
-              <w:t xml:space="preserve"> </w:t>
+          <w:tcPr>
+            <w:tcW w:w="0" w:type="auto"/>
+          </w:tcPr>
+          <w:p>
+            <w:pPr>
+              <w:pStyle w:val="Compact"/>
+            </w:pPr>
+            <w:r>
+              <w:t xml:space="preserve">No servers processed, </w:t>
             </w:r>
             <w:r>
               <w:rPr>
                 <w:rStyle w:val="VerbatimChar"/>
               </w:rPr>
-              <w:t xml:space="preserve">Warn: … zero enabled computer objects</w:t>
-            </w:r>
-          </w:p>
-        </w:tc>
-        <w:tc>
-          <w:tcPr/>
-          <w:p>
-            <w:pPr>
-              <w:pStyle w:val="Compact"/>
-            </w:pPr>
-            <w:r>
-              <w:t xml:space="preserve">Group is empty, all members disabled, or</w:t>
-            </w:r>
-            <w:r>
-              <w:t xml:space="preserve"> </w:t>
+              <w:t>Warn: … zero enabled computer objects</w:t>
+            </w:r>
+          </w:p>
+        </w:tc>
+        <w:tc>
+          <w:tcPr>
+            <w:tcW w:w="0" w:type="auto"/>
+          </w:tcPr>
+          <w:p>
+            <w:pPr>
+              <w:pStyle w:val="Compact"/>
+            </w:pPr>
+            <w:r>
+              <w:t xml:space="preserve">Group is empty, all members disabled, or </w:t>
             </w:r>
             <w:r>
               <w:rPr>
                 <w:rStyle w:val="VerbatimChar"/>
               </w:rPr>
-              <w:t xml:space="preserve">groupDN</w:t>
-            </w:r>
-            <w:r>
-              <w:t xml:space="preserve">/</w:t>
+              <w:t>groupDN</w:t>
+            </w:r>
+            <w:r>
+              <w:t>/</w:t>
             </w:r>
             <w:r>
               <w:rPr>
                 <w:rStyle w:val="VerbatimChar"/>
               </w:rPr>
-              <w:t xml:space="preserve">domainName</w:t>
-            </w:r>
-            <w:r>
-              <w:t xml:space="preserve"> </w:t>
-            </w:r>
-            <w:r>
-              <w:t xml:space="preserve">wrong</w:t>
+              <w:t>domainName</w:t>
+            </w:r>
+            <w:r>
+              <w:t xml:space="preserve"> wrong</w:t>
             </w:r>
           </w:p>
         </w:tc>
       </w:tr>
       <w:tr>
         <w:tc>
-          <w:tcPr/>
+          <w:tcPr>
+            <w:tcW w:w="0" w:type="auto"/>
+          </w:tcPr>
           <w:p>
             <w:pPr>
               <w:pStyle w:val="Compact"/>
@@ -1593,52 +1424,47 @@
                 <w:b/>
                 <w:bCs/>
               </w:rPr>
-              <w:t xml:space="preserve">Failed: PS Execution</w:t>
-            </w:r>
-            <w:r>
-              <w:t xml:space="preserve">, access-denied on</w:t>
-            </w:r>
-            <w:r>
-              <w:t xml:space="preserve"> </w:t>
+              <w:t>Failed: PS Execution</w:t>
+            </w:r>
+            <w:r>
+              <w:t xml:space="preserve">, access-denied on </w:t>
             </w:r>
             <w:r>
               <w:rPr>
                 <w:rStyle w:val="VerbatimChar"/>
               </w:rPr>
-              <w:t xml:space="preserve">\\server\C$</w:t>
-            </w:r>
-            <w:r>
-              <w:t xml:space="preserve"> </w:t>
-            </w:r>
-            <w:r>
-              <w:t xml:space="preserve">or</w:t>
-            </w:r>
-            <w:r>
-              <w:t xml:space="preserve"> </w:t>
+              <w:t>\\server\C$</w:t>
+            </w:r>
+            <w:r>
+              <w:t xml:space="preserve"> or </w:t>
             </w:r>
             <w:r>
               <w:rPr>
                 <w:rStyle w:val="VerbatimChar"/>
               </w:rPr>
-              <w:t xml:space="preserve">\\fileshare</w:t>
-            </w:r>
-          </w:p>
-        </w:tc>
-        <w:tc>
-          <w:tcPr/>
-          <w:p>
-            <w:pPr>
-              <w:pStyle w:val="Compact"/>
-            </w:pPr>
-            <w:r>
-              <w:t xml:space="preserve">Second-hop auth not carrying the credential — check Kerberos constrained delegation, or use Basic-over-HTTPS</w:t>
+              <w:t>\\fileshare</w:t>
+            </w:r>
+          </w:p>
+        </w:tc>
+        <w:tc>
+          <w:tcPr>
+            <w:tcW w:w="0" w:type="auto"/>
+          </w:tcPr>
+          <w:p>
+            <w:pPr>
+              <w:pStyle w:val="Compact"/>
+            </w:pPr>
+            <w:r>
+              <w:t>Second-hop auth not carrying the credential — check Kerberos constrained delegation, or use Basic-over-HTTPS</w:t>
             </w:r>
           </w:p>
         </w:tc>
       </w:tr>
       <w:tr>
         <w:tc>
-          <w:tcPr/>
+          <w:tcPr>
+            <w:tcW w:w="0" w:type="auto"/>
+          </w:tcPr>
           <w:p>
             <w:pPr>
               <w:pStyle w:val="Compact"/>
@@ -1648,90 +1474,94 @@
                 <w:b/>
                 <w:bCs/>
               </w:rPr>
-              <w:t xml:space="preserve">Failed: PS Execution</w:t>
-            </w:r>
-            <w:r>
-              <w:t xml:space="preserve">, "ActiveDirectory module … not available"</w:t>
-            </w:r>
-          </w:p>
-        </w:tc>
-        <w:tc>
-          <w:tcPr/>
-          <w:p>
-            <w:pPr>
-              <w:pStyle w:val="Compact"/>
-            </w:pPr>
-            <w:r>
-              <w:t xml:space="preserve">RSAT AD tools missing on the PS host</w:t>
+              <w:t>Failed: PS Execution</w:t>
+            </w:r>
+            <w:r>
+              <w:t>, "ActiveDirectory module … not available"</w:t>
+            </w:r>
+          </w:p>
+        </w:tc>
+        <w:tc>
+          <w:tcPr>
+            <w:tcW w:w="0" w:type="auto"/>
+          </w:tcPr>
+          <w:p>
+            <w:pPr>
+              <w:pStyle w:val="Compact"/>
+            </w:pPr>
+            <w:r>
+              <w:t>RSAT AD tools missing on the PS host</w:t>
             </w:r>
           </w:p>
         </w:tc>
       </w:tr>
       <w:tr>
         <w:tc>
-          <w:tcPr/>
-          <w:p>
-            <w:pPr>
-              <w:pStyle w:val="Compact"/>
-            </w:pPr>
-            <w:r>
-              <w:t xml:space="preserve">Host add / run fails with an auth error</w:t>
-            </w:r>
-          </w:p>
-        </w:tc>
-        <w:tc>
-          <w:tcPr/>
-          <w:p>
-            <w:pPr>
-              <w:pStyle w:val="Compact"/>
-            </w:pPr>
-            <w:r>
-              <w:t xml:space="preserve">See the PS-Host guide (Basic vs Kerberos and the Kerberos error mapping)</w:t>
+          <w:tcPr>
+            <w:tcW w:w="0" w:type="auto"/>
+          </w:tcPr>
+          <w:p>
+            <w:pPr>
+              <w:pStyle w:val="Compact"/>
+            </w:pPr>
+            <w:r>
+              <w:t>Host add / run fails with an auth error</w:t>
+            </w:r>
+          </w:p>
+        </w:tc>
+        <w:tc>
+          <w:tcPr>
+            <w:tcW w:w="0" w:type="auto"/>
+          </w:tcPr>
+          <w:p>
+            <w:pPr>
+              <w:pStyle w:val="Compact"/>
+            </w:pPr>
+            <w:r>
+              <w:t>See the PS-Host guide (Basic vs Kerberos and the Kerberos error mapping)</w:t>
             </w:r>
           </w:p>
         </w:tc>
       </w:tr>
       <w:tr>
         <w:tc>
-          <w:tcPr/>
-          <w:p>
-            <w:pPr>
-              <w:pStyle w:val="Compact"/>
-            </w:pPr>
-            <w:r>
-              <w:t xml:space="preserve">Files not where expected</w:t>
-            </w:r>
-          </w:p>
-        </w:tc>
-        <w:tc>
-          <w:tcPr/>
-          <w:p>
-            <w:pPr>
-              <w:pStyle w:val="Compact"/>
-            </w:pPr>
-            <w:r>
-              <w:t xml:space="preserve">Check</w:t>
-            </w:r>
-            <w:r>
-              <w:t xml:space="preserve"> </w:t>
+          <w:tcPr>
+            <w:tcW w:w="0" w:type="auto"/>
+          </w:tcPr>
+          <w:p>
+            <w:pPr>
+              <w:pStyle w:val="Compact"/>
+            </w:pPr>
+            <w:r>
+              <w:t>Files not where expected</w:t>
+            </w:r>
+          </w:p>
+        </w:tc>
+        <w:tc>
+          <w:tcPr>
+            <w:tcW w:w="0" w:type="auto"/>
+          </w:tcPr>
+          <w:p>
+            <w:pPr>
+              <w:pStyle w:val="Compact"/>
+            </w:pPr>
+            <w:r>
+              <w:t xml:space="preserve">Check </w:t>
             </w:r>
             <w:r>
               <w:rPr>
                 <w:rStyle w:val="VerbatimChar"/>
               </w:rPr>
-              <w:t xml:space="preserve">fileShareTarget</w:t>
-            </w:r>
-            <w:r>
-              <w:t xml:space="preserve">; results are under</w:t>
-            </w:r>
-            <w:r>
-              <w:t xml:space="preserve"> </w:t>
+              <w:t>fileShareTarget</w:t>
+            </w:r>
+            <w:r>
+              <w:t xml:space="preserve">; results are under </w:t>
             </w:r>
             <w:r>
               <w:rPr>
                 <w:rStyle w:val="VerbatimChar"/>
               </w:rPr>
-              <w:t xml:space="preserve">&lt;share&gt;\&lt;server-short-name&gt;\</w:t>
+              <w:t>&lt;share&gt;\&lt;server-short-name&gt;\</w:t>
             </w:r>
           </w:p>
         </w:tc>
@@ -1742,97 +1572,66 @@
         <w:pStyle w:val="BodyText"/>
       </w:pPr>
       <w:r>
-        <w:t xml:space="preserve">For deeper diagnostics, open the workflow run →</w:t>
-      </w:r>
-      <w:r>
-        <w:t xml:space="preserve"> </w:t>
+        <w:t xml:space="preserve">For deeper diagnostics, open the workflow run → </w:t>
       </w:r>
       <w:r>
         <w:rPr>
           <w:b/>
           <w:bCs/>
         </w:rPr>
-        <w:t xml:space="preserve">Logs</w:t>
-      </w:r>
-      <w:r>
-        <w:t xml:space="preserve"> </w:t>
-      </w:r>
-      <w:r>
-        <w:t xml:space="preserve">and review the per-server</w:t>
-      </w:r>
-      <w:r>
-        <w:t xml:space="preserve"> </w:t>
+        <w:t>Logs</w:t>
+      </w:r>
+      <w:r>
+        <w:t xml:space="preserve"> and review the per-server </w:t>
       </w:r>
       <w:r>
         <w:rPr>
           <w:rStyle w:val="VerbatimChar"/>
         </w:rPr>
-        <w:t xml:space="preserve">Info:</w:t>
-      </w:r>
-      <w:r>
-        <w:t xml:space="preserve">/</w:t>
+        <w:t>Info:</w:t>
+      </w:r>
+      <w:r>
+        <w:t>/</w:t>
       </w:r>
       <w:r>
         <w:rPr>
           <w:rStyle w:val="VerbatimChar"/>
         </w:rPr>
-        <w:t xml:space="preserve">Warn:</w:t>
-      </w:r>
-      <w:r>
-        <w:t xml:space="preserve">/</w:t>
+        <w:t>Warn:</w:t>
+      </w:r>
+      <w:r>
+        <w:t>/</w:t>
       </w:r>
       <w:r>
         <w:rPr>
           <w:rStyle w:val="VerbatimChar"/>
         </w:rPr>
-        <w:t xml:space="preserve">Error:</w:t>
-      </w:r>
-      <w:r>
-        <w:t xml:space="preserve"> </w:t>
-      </w:r>
-      <w:r>
-        <w:t xml:space="preserve">lines emitted by the script.</w:t>
-      </w:r>
+        <w:t>Error:</w:t>
+      </w:r>
+      <w:r>
+        <w:t xml:space="preserve"> lines emitted by the script.</w:t>
+      </w:r>
+      <w:bookmarkEnd w:id="0"/>
+      <w:bookmarkEnd w:id="8"/>
     </w:p>
-    <w:bookmarkEnd w:id="16"/>
-    <w:bookmarkEnd w:id="17"/>
     <w:sectPr>
       <w:footnotePr>
         <w:numRestart w:val="eachSect"/>
       </w:footnotePr>
+      <w:pgSz w:w="12240" w:h="15840"/>
+      <w:pgMar w:top="1440" w:right="1440" w:bottom="1440" w:left="1440" w:header="720" w:footer="720" w:gutter="0"/>
+      <w:cols w:space="720"/>
     </w:sectPr>
   </w:body>
 </w:document>
 </file>
 
-<file path=word/comments.xml><?xml version="1.0" encoding="utf-8"?>
-<w:comments xmlns:w="http://schemas.openxmlformats.org/wordprocessingml/2006/main" xmlns:m="http://schemas.openxmlformats.org/officeDocument/2006/math" xmlns:r="http://schemas.openxmlformats.org/officeDocument/2006/relationships" xmlns:o="urn:schemas-microsoft-com:office:office" xmlns:v="urn:schemas-microsoft-com:vml" xmlns:w10="urn:schemas-microsoft-com:office:word" xmlns:a="http://schemas.openxmlformats.org/drawingml/2006/main" xmlns:pic="http://schemas.openxmlformats.org/drawingml/2006/picture" xmlns:wp="http://schemas.openxmlformats.org/drawingml/2006/wordprocessingDrawing"/>
-</file>
-
-<file path=word/footnotes.xml><?xml version="1.0" encoding="utf-8"?>
-<w:footnotes xmlns:w="http://schemas.openxmlformats.org/wordprocessingml/2006/main" xmlns:m="http://schemas.openxmlformats.org/officeDocument/2006/math" xmlns:r="http://schemas.openxmlformats.org/officeDocument/2006/relationships" xmlns:o="urn:schemas-microsoft-com:office:office" xmlns:v="urn:schemas-microsoft-com:vml" xmlns:w10="urn:schemas-microsoft-com:office:word" xmlns:a="http://schemas.openxmlformats.org/drawingml/2006/main" xmlns:pic="http://schemas.openxmlformats.org/drawingml/2006/picture" xmlns:wp="http://schemas.openxmlformats.org/drawingml/2006/wordprocessingDrawing">
-  <w:footnote w:type="continuationSeparator" w:id="0">
-    <w:p>
-      <w:r>
-        <w:continuationSeparator/>
-      </w:r>
-    </w:p>
-  </w:footnote>
-  <w:footnote w:type="separator" w:id="-1">
-    <w:p>
-      <w:r>
-        <w:separator/>
-      </w:r>
-    </w:p>
-  </w:footnote>
-</w:footnotes>
-</file>
-
 <file path=word/numbering.xml><?xml version="1.0" encoding="utf-8"?>
-<w:numbering xmlns:w="http://schemas.openxmlformats.org/wordprocessingml/2006/main">
-  <w:abstractNum w:abstractNumId="990">
+<w:numbering xmlns:wpc="http://schemas.microsoft.com/office/word/2010/wordprocessingCanvas" xmlns:cx="http://schemas.microsoft.com/office/drawing/2014/chartex" xmlns:cx1="http://schemas.microsoft.com/office/drawing/2015/9/8/chartex" xmlns:cx2="http://schemas.microsoft.com/office/drawing/2015/10/21/chartex" xmlns:cx3="http://schemas.microsoft.com/office/drawing/2016/5/9/chartex" xmlns:cx4="http://schemas.microsoft.com/office/drawing/2016/5/10/chartex" xmlns:cx5="http://schemas.microsoft.com/office/drawing/2016/5/11/chartex" xmlns:cx6="http://schemas.microsoft.com/office/drawing/2016/5/12/chartex" xmlns:cx7="http://schemas.microsoft.com/office/drawing/2016/5/13/chartex" xmlns:cx8="http://schemas.microsoft.com/office/drawing/2016/5/14/chartex" xmlns:mc="http://schemas.openxmlformats.org/markup-compatibility/2006" xmlns:aink="http://schemas.microsoft.com/office/drawing/2016/ink" xmlns:am3d="http://schemas.microsoft.com/office/drawing/2017/model3d" xmlns:o="urn:schemas-microsoft-com:office:office" xmlns:oel="http://schemas.microsoft.com/office/2019/extlst" xmlns:r="http://schemas.openxmlformats.org/officeDocument/2006/relationships" xmlns:m="http://schemas.openxmlformats.org/officeDocument/2006/math" xmlns:v="urn:schemas-microsoft-com:vml" xmlns:wp14="http://schemas.microsoft.com/office/word/2010/wordprocessingDrawing" xmlns:wp="http://schemas.openxmlformats.org/drawingml/2006/wordprocessingDrawing" xmlns:w10="urn:schemas-microsoft-com:office:word" xmlns:w="http://schemas.openxmlformats.org/wordprocessingml/2006/main" xmlns:w14="http://schemas.microsoft.com/office/word/2010/wordml" xmlns:w15="http://schemas.microsoft.com/office/word/2012/wordml" xmlns:w16cex="http://schemas.microsoft.com/office/word/2018/wordml/cex" xmlns:w16cid="http://schemas.microsoft.com/office/word/2016/wordml/cid" xmlns:w16="http://schemas.microsoft.com/office/word/2018/wordml" xmlns:w16du="http://schemas.microsoft.com/office/word/2023/wordml/word16du" xmlns:w16sdtdh="http://schemas.microsoft.com/office/word/2020/wordml/sdtdatahash" xmlns:w16sdtfl="http://schemas.microsoft.com/office/word/2024/wordml/sdtformatlock" xmlns:w16se="http://schemas.microsoft.com/office/word/2015/wordml/symex" xmlns:wpg="http://schemas.microsoft.com/office/word/2010/wordprocessingGroup" xmlns:wpi="http://schemas.microsoft.com/office/word/2010/wordprocessingInk" xmlns:wne="http://schemas.microsoft.com/office/word/2006/wordml" xmlns:wps="http://schemas.microsoft.com/office/word/2010/wordprocessingShape" mc:Ignorable="w14 w15 w16se w16cid w16 w16cex w16sdtdh w16sdtfl w16du wp14">
+  <w:abstractNum w:abstractNumId="0" w15:restartNumberingAfterBreak="0">
     <w:nsid w:val="0000A990"/>
     <w:multiLevelType w:val="multilevel"/>
+    <w:tmpl w:val="077801F0"/>
     <w:lvl w:ilvl="0">
       <w:numFmt w:val="bullet"/>
       <w:lvlText w:val=" "/>
@@ -1906,9 +1705,10 @@
       </w:pPr>
     </w:lvl>
   </w:abstractNum>
-  <w:abstractNum w:abstractNumId="991">
+  <w:abstractNum w:abstractNumId="1" w15:restartNumberingAfterBreak="0">
     <w:nsid w:val="0000A991"/>
     <w:multiLevelType w:val="multilevel"/>
+    <w:tmpl w:val="73307364"/>
     <w:lvl w:ilvl="0">
       <w:numFmt w:val="bullet"/>
       <w:lvlText w:val=""/>
@@ -2009,9 +1809,10 @@
       </w:rPr>
     </w:lvl>
   </w:abstractNum>
-  <w:abstractNum w:abstractNumId="99411">
+  <w:abstractNum w:abstractNumId="2" w15:restartNumberingAfterBreak="0">
     <w:nsid w:val="00A99411"/>
     <w:multiLevelType w:val="multilevel"/>
+    <w:tmpl w:val="CC961AF8"/>
     <w:lvl w:ilvl="0">
       <w:start w:val="1"/>
       <w:numFmt w:val="decimal"/>
@@ -2094,14 +1895,14 @@
       </w:pPr>
     </w:lvl>
   </w:abstractNum>
-  <w:num w:numId="1000">
-    <w:abstractNumId w:val="990"/>
+  <w:num w:numId="1" w16cid:durableId="472796042">
+    <w:abstractNumId w:val="0"/>
   </w:num>
-  <w:num w:numId="1001">
-    <w:abstractNumId w:val="991"/>
+  <w:num w:numId="2" w16cid:durableId="1349407869">
+    <w:abstractNumId w:val="1"/>
   </w:num>
-  <w:num w:numId="1002">
-    <w:abstractNumId w:val="99411"/>
+  <w:num w:numId="3" w16cid:durableId="229967661">
+    <w:abstractNumId w:val="2"/>
     <w:lvlOverride w:ilvl="0">
       <w:startOverride w:val="1"/>
     </w:lvlOverride>
@@ -2130,27 +1931,27 @@
       <w:startOverride w:val="1"/>
     </w:lvlOverride>
   </w:num>
-  <w:num w:numId="1003">
-    <w:abstractNumId w:val="991"/>
+  <w:num w:numId="4" w16cid:durableId="2128114348">
+    <w:abstractNumId w:val="1"/>
   </w:num>
-  <w:num w:numId="1004">
-    <w:abstractNumId w:val="991"/>
+  <w:num w:numId="5" w16cid:durableId="1698773817">
+    <w:abstractNumId w:val="1"/>
   </w:num>
-  <w:num w:numId="1005">
-    <w:abstractNumId w:val="991"/>
+  <w:num w:numId="6" w16cid:durableId="1806585100">
+    <w:abstractNumId w:val="1"/>
   </w:num>
 </w:numbering>
 </file>
 
 <file path=word/styles.xml><?xml version="1.0" encoding="utf-8"?>
-<w:styles xmlns:r="http://schemas.openxmlformats.org/officeDocument/2006/relationships" xmlns:w="http://schemas.openxmlformats.org/wordprocessingml/2006/main">
+<w:styles xmlns:mc="http://schemas.openxmlformats.org/markup-compatibility/2006" xmlns:r="http://schemas.openxmlformats.org/officeDocument/2006/relationships" xmlns:w="http://schemas.openxmlformats.org/wordprocessingml/2006/main" xmlns:w14="http://schemas.microsoft.com/office/word/2010/wordml" xmlns:w15="http://schemas.microsoft.com/office/word/2012/wordml" xmlns:w16cex="http://schemas.microsoft.com/office/word/2018/wordml/cex" xmlns:w16cid="http://schemas.microsoft.com/office/word/2016/wordml/cid" xmlns:w16="http://schemas.microsoft.com/office/word/2018/wordml" xmlns:w16du="http://schemas.microsoft.com/office/word/2023/wordml/word16du" xmlns:w16sdtdh="http://schemas.microsoft.com/office/word/2020/wordml/sdtdatahash" xmlns:w16sdtfl="http://schemas.microsoft.com/office/word/2024/wordml/sdtformatlock" xmlns:w16se="http://schemas.microsoft.com/office/word/2015/wordml/symex" mc:Ignorable="w14 w15 w16se w16cid w16 w16cex w16sdtdh w16sdtfl w16du">
   <w:docDefaults>
     <w:rPrDefault>
       <w:rPr>
-        <w:rFonts w:asciiTheme="minorHAnsi" w:cstheme="minorBidi" w:eastAsiaTheme="minorEastAsia" w:hAnsiTheme="minorHAnsi"/>
+        <w:rFonts w:asciiTheme="minorHAnsi" w:eastAsiaTheme="minorEastAsia" w:hAnsiTheme="minorHAnsi" w:cstheme="minorBidi"/>
         <w:sz w:val="24"/>
         <w:szCs w:val="24"/>
-        <w:lang w:bidi="ar-SA" w:eastAsia="zh-CN" w:val="en-US"/>
+        <w:lang w:val="en-US" w:eastAsia="zh-CN" w:bidi="ar-SA"/>
       </w:rPr>
     </w:rPrDefault>
     <w:pPrDefault>
@@ -2159,168 +1960,255 @@
       </w:pPr>
     </w:pPrDefault>
   </w:docDefaults>
-  <w:latentStyles w:count="276" w:defLockedState="0" w:defQFormat="0" w:defSemiHidden="0" w:defUIPriority="0" w:defUnhideWhenUsed="0"/>
-  <w:style w:default="1" w:styleId="Normal" w:type="paragraph">
+  <w:latentStyles w:defLockedState="0" w:defUIPriority="0" w:defSemiHidden="0" w:defUnhideWhenUsed="0" w:defQFormat="0" w:count="376">
+    <w:lsdException w:name="Normal Table" w:semiHidden="1" w:unhideWhenUsed="1"/>
+    <w:lsdException w:name="Table Simple 1" w:semiHidden="1" w:unhideWhenUsed="1"/>
+    <w:lsdException w:name="Table Simple 2" w:semiHidden="1" w:unhideWhenUsed="1"/>
+    <w:lsdException w:name="Table Simple 3" w:semiHidden="1" w:unhideWhenUsed="1"/>
+    <w:lsdException w:name="Table Classic 1" w:semiHidden="1" w:unhideWhenUsed="1"/>
+    <w:lsdException w:name="Table Classic 2" w:semiHidden="1" w:unhideWhenUsed="1"/>
+    <w:lsdException w:name="Table Classic 3" w:semiHidden="1" w:unhideWhenUsed="1"/>
+    <w:lsdException w:name="Table Classic 4" w:semiHidden="1" w:unhideWhenUsed="1"/>
+    <w:lsdException w:name="Table Colorful 1" w:semiHidden="1" w:unhideWhenUsed="1"/>
+    <w:lsdException w:name="Table Colorful 2" w:semiHidden="1" w:unhideWhenUsed="1"/>
+    <w:lsdException w:name="Table Colorful 3" w:semiHidden="1" w:unhideWhenUsed="1"/>
+    <w:lsdException w:name="Table Columns 1" w:semiHidden="1" w:unhideWhenUsed="1"/>
+    <w:lsdException w:name="Table Columns 2" w:semiHidden="1" w:unhideWhenUsed="1"/>
+    <w:lsdException w:name="Table Columns 3" w:semiHidden="1" w:unhideWhenUsed="1"/>
+    <w:lsdException w:name="Table Columns 4" w:semiHidden="1" w:unhideWhenUsed="1"/>
+    <w:lsdException w:name="Table Columns 5" w:semiHidden="1" w:unhideWhenUsed="1"/>
+    <w:lsdException w:name="Table Grid 1" w:semiHidden="1" w:unhideWhenUsed="1"/>
+    <w:lsdException w:name="Table Grid 2" w:semiHidden="1" w:unhideWhenUsed="1"/>
+    <w:lsdException w:name="Table Grid 3" w:semiHidden="1" w:unhideWhenUsed="1"/>
+    <w:lsdException w:name="Table Grid 4" w:semiHidden="1" w:unhideWhenUsed="1"/>
+    <w:lsdException w:name="Table Grid 5" w:semiHidden="1" w:unhideWhenUsed="1"/>
+    <w:lsdException w:name="Table Grid 6" w:semiHidden="1" w:unhideWhenUsed="1"/>
+    <w:lsdException w:name="Table Grid 7" w:semiHidden="1" w:unhideWhenUsed="1"/>
+    <w:lsdException w:name="Table Grid 8" w:semiHidden="1" w:unhideWhenUsed="1"/>
+    <w:lsdException w:name="Table List 1" w:semiHidden="1" w:unhideWhenUsed="1"/>
+    <w:lsdException w:name="Table List 2" w:semiHidden="1" w:unhideWhenUsed="1"/>
+    <w:lsdException w:name="Table List 3" w:semiHidden="1" w:unhideWhenUsed="1"/>
+    <w:lsdException w:name="Table List 4" w:semiHidden="1" w:unhideWhenUsed="1"/>
+    <w:lsdException w:name="Table List 5" w:semiHidden="1" w:unhideWhenUsed="1"/>
+    <w:lsdException w:name="Table List 6" w:semiHidden="1" w:unhideWhenUsed="1"/>
+    <w:lsdException w:name="Table List 7" w:semiHidden="1" w:unhideWhenUsed="1"/>
+    <w:lsdException w:name="Table List 8" w:semiHidden="1" w:unhideWhenUsed="1"/>
+    <w:lsdException w:name="Table 3D effects 1" w:semiHidden="1" w:unhideWhenUsed="1"/>
+    <w:lsdException w:name="Table 3D effects 2" w:semiHidden="1" w:unhideWhenUsed="1"/>
+    <w:lsdException w:name="Table 3D effects 3" w:semiHidden="1" w:unhideWhenUsed="1"/>
+    <w:lsdException w:name="Table Contemporary" w:semiHidden="1" w:unhideWhenUsed="1"/>
+    <w:lsdException w:name="Table Elegant" w:semiHidden="1" w:unhideWhenUsed="1"/>
+    <w:lsdException w:name="Table Professional" w:semiHidden="1" w:unhideWhenUsed="1"/>
+    <w:lsdException w:name="Table Subtle 1" w:semiHidden="1" w:unhideWhenUsed="1"/>
+    <w:lsdException w:name="Table Subtle 2" w:semiHidden="1" w:unhideWhenUsed="1"/>
+    <w:lsdException w:name="Table Web 1" w:semiHidden="1" w:unhideWhenUsed="1"/>
+    <w:lsdException w:name="Table Web 2" w:semiHidden="1" w:unhideWhenUsed="1"/>
+    <w:lsdException w:name="Table Web 3" w:semiHidden="1" w:unhideWhenUsed="1"/>
+    <w:lsdException w:name="Table Theme" w:semiHidden="1" w:unhideWhenUsed="1"/>
+    <w:lsdException w:name="Light Shading"/>
+    <w:lsdException w:name="Light List"/>
+    <w:lsdException w:name="Light Grid"/>
+    <w:lsdException w:name="Medium Shading 1"/>
+    <w:lsdException w:name="Medium Shading 2"/>
+    <w:lsdException w:name="Medium List 1"/>
+    <w:lsdException w:name="Medium List 2"/>
+    <w:lsdException w:name="Medium Grid 1"/>
+    <w:lsdException w:name="Medium Grid 2"/>
+    <w:lsdException w:name="Medium Grid 3"/>
+    <w:lsdException w:name="Dark List"/>
+    <w:lsdException w:name="Colorful Shading"/>
+    <w:lsdException w:name="Colorful List"/>
+    <w:lsdException w:name="Colorful Grid"/>
+    <w:lsdException w:name="Light Shading Accent 1"/>
+    <w:lsdException w:name="Light List Accent 1"/>
+    <w:lsdException w:name="Light Grid Accent 1"/>
+    <w:lsdException w:name="Medium Shading 1 Accent 1"/>
+    <w:lsdException w:name="Medium Shading 2 Accent 1"/>
+    <w:lsdException w:name="Medium List 1 Accent 1"/>
+    <w:lsdException w:name="Medium List 2 Accent 1"/>
+    <w:lsdException w:name="Medium Grid 1 Accent 1"/>
+    <w:lsdException w:name="Medium Grid 2 Accent 1"/>
+    <w:lsdException w:name="Medium Grid 3 Accent 1"/>
+    <w:lsdException w:name="Dark List Accent 1"/>
+    <w:lsdException w:name="Colorful Shading Accent 1"/>
+    <w:lsdException w:name="Colorful List Accent 1"/>
+    <w:lsdException w:name="Colorful Grid Accent 1"/>
+    <w:lsdException w:name="Light Shading Accent 2"/>
+    <w:lsdException w:name="Light List Accent 2"/>
+    <w:lsdException w:name="Light Grid Accent 2"/>
+    <w:lsdException w:name="Medium Shading 1 Accent 2"/>
+    <w:lsdException w:name="Medium Shading 2 Accent 2"/>
+    <w:lsdException w:name="Medium List 1 Accent 2"/>
+    <w:lsdException w:name="Medium List 2 Accent 2"/>
+    <w:lsdException w:name="Medium Grid 1 Accent 2"/>
+    <w:lsdException w:name="Medium Grid 2 Accent 2"/>
+    <w:lsdException w:name="Medium Grid 3 Accent 2"/>
+    <w:lsdException w:name="Dark List Accent 2"/>
+    <w:lsdException w:name="Colorful Shading Accent 2"/>
+    <w:lsdException w:name="Colorful List Accent 2"/>
+    <w:lsdException w:name="Colorful Grid Accent 2"/>
+    <w:lsdException w:name="Light Shading Accent 3"/>
+    <w:lsdException w:name="Light List Accent 3"/>
+    <w:lsdException w:name="Light Grid Accent 3"/>
+    <w:lsdException w:name="Medium Shading 1 Accent 3"/>
+    <w:lsdException w:name="Medium Shading 2 Accent 3"/>
+    <w:lsdException w:name="Medium List 1 Accent 3"/>
+    <w:lsdException w:name="Medium List 2 Accent 3"/>
+    <w:lsdException w:name="Medium Grid 1 Accent 3"/>
+    <w:lsdException w:name="Medium Grid 2 Accent 3"/>
+    <w:lsdException w:name="Medium Grid 3 Accent 3"/>
+    <w:lsdException w:name="Dark List Accent 3"/>
+    <w:lsdException w:name="Colorful Shading Accent 3"/>
+    <w:lsdException w:name="Colorful List Accent 3"/>
+    <w:lsdException w:name="Colorful Grid Accent 3"/>
+    <w:lsdException w:name="Light Shading Accent 4"/>
+    <w:lsdException w:name="Light List Accent 4"/>
+    <w:lsdException w:name="Light Grid Accent 4"/>
+    <w:lsdException w:name="Medium Shading 1 Accent 4"/>
+    <w:lsdException w:name="Medium Shading 2 Accent 4"/>
+    <w:lsdException w:name="Medium List 1 Accent 4"/>
+    <w:lsdException w:name="Medium List 2 Accent 4"/>
+    <w:lsdException w:name="Medium Grid 1 Accent 4"/>
+    <w:lsdException w:name="Medium Grid 2 Accent 4"/>
+    <w:lsdException w:name="Medium Grid 3 Accent 4"/>
+    <w:lsdException w:name="Dark List Accent 4"/>
+    <w:lsdException w:name="Colorful Shading Accent 4"/>
+    <w:lsdException w:name="Colorful List Accent 4"/>
+    <w:lsdException w:name="Colorful Grid Accent 4"/>
+    <w:lsdException w:name="Light Shading Accent 5"/>
+    <w:lsdException w:name="Light List Accent 5"/>
+    <w:lsdException w:name="Light Grid Accent 5"/>
+    <w:lsdException w:name="Medium Shading 1 Accent 5"/>
+    <w:lsdException w:name="Medium Shading 2 Accent 5"/>
+    <w:lsdException w:name="Medium List 1 Accent 5"/>
+    <w:lsdException w:name="Medium List 2 Accent 5"/>
+    <w:lsdException w:name="Medium Grid 1 Accent 5"/>
+    <w:lsdException w:name="Medium Grid 2 Accent 5"/>
+    <w:lsdException w:name="Medium Grid 3 Accent 5"/>
+    <w:lsdException w:name="Dark List Accent 5"/>
+    <w:lsdException w:name="Colorful Shading Accent 5"/>
+    <w:lsdException w:name="Colorful List Accent 5"/>
+    <w:lsdException w:name="Colorful Grid Accent 5"/>
+    <w:lsdException w:name="Light Shading Accent 6"/>
+    <w:lsdException w:name="Light List Accent 6"/>
+    <w:lsdException w:name="Light Grid Accent 6"/>
+    <w:lsdException w:name="Medium Shading 1 Accent 6"/>
+    <w:lsdException w:name="Medium Shading 2 Accent 6"/>
+    <w:lsdException w:name="Medium List 1 Accent 6"/>
+    <w:lsdException w:name="Medium List 2 Accent 6"/>
+    <w:lsdException w:name="Medium Grid 1 Accent 6"/>
+    <w:lsdException w:name="Medium Grid 2 Accent 6"/>
+    <w:lsdException w:name="Medium Grid 3 Accent 6"/>
+    <w:lsdException w:name="Dark List Accent 6"/>
+    <w:lsdException w:name="Colorful Shading Accent 6"/>
+    <w:lsdException w:name="Colorful List Accent 6"/>
+    <w:lsdException w:name="Colorful Grid Accent 6"/>
+    <w:lsdException w:name="Grid Table 4" w:uiPriority="49"/>
+    <w:lsdException w:name="Grid Table 5 Dark" w:uiPriority="50"/>
+    <w:lsdException w:name="Grid Table 6 Colorful" w:uiPriority="51"/>
+    <w:lsdException w:name="Grid Table 7 Colorful" w:uiPriority="52"/>
+    <w:lsdException w:name="Grid Table 1 Light Accent 1" w:uiPriority="46"/>
+    <w:lsdException w:name="Grid Table 2 Accent 1" w:uiPriority="47"/>
+    <w:lsdException w:name="Grid Table 3 Accent 1" w:uiPriority="48"/>
+    <w:lsdException w:name="Grid Table 4 Accent 1" w:uiPriority="49"/>
+    <w:lsdException w:name="Grid Table 5 Dark Accent 1" w:uiPriority="50"/>
+    <w:lsdException w:name="Grid Table 6 Colorful Accent 1" w:uiPriority="51"/>
+    <w:lsdException w:name="Grid Table 7 Colorful Accent 1" w:uiPriority="52"/>
+    <w:lsdException w:name="Grid Table 1 Light Accent 2" w:uiPriority="46"/>
+    <w:lsdException w:name="Grid Table 2 Accent 2" w:uiPriority="47"/>
+    <w:lsdException w:name="Grid Table 3 Accent 2" w:uiPriority="48"/>
+    <w:lsdException w:name="Grid Table 4 Accent 2" w:uiPriority="49"/>
+    <w:lsdException w:name="Grid Table 5 Dark Accent 2" w:uiPriority="50"/>
+    <w:lsdException w:name="Grid Table 6 Colorful Accent 2" w:uiPriority="51"/>
+    <w:lsdException w:name="Grid Table 7 Colorful Accent 2" w:uiPriority="52"/>
+    <w:lsdException w:name="Grid Table 1 Light Accent 3" w:uiPriority="46"/>
+    <w:lsdException w:name="Grid Table 2 Accent 3" w:uiPriority="47"/>
+    <w:lsdException w:name="Grid Table 3 Accent 3" w:uiPriority="48"/>
+    <w:lsdException w:name="Grid Table 4 Accent 3" w:uiPriority="49"/>
+    <w:lsdException w:name="Grid Table 5 Dark Accent 3" w:uiPriority="50"/>
+    <w:lsdException w:name="Grid Table 6 Colorful Accent 3" w:uiPriority="51"/>
+    <w:lsdException w:name="Grid Table 7 Colorful Accent 3" w:uiPriority="52"/>
+    <w:lsdException w:name="Grid Table 1 Light Accent 4" w:uiPriority="46"/>
+    <w:lsdException w:name="Grid Table 2 Accent 4" w:uiPriority="47"/>
+    <w:lsdException w:name="Grid Table 3 Accent 4" w:uiPriority="48"/>
+    <w:lsdException w:name="Grid Table 4 Accent 4" w:uiPriority="49"/>
+    <w:lsdException w:name="Grid Table 5 Dark Accent 4" w:uiPriority="50"/>
+    <w:lsdException w:name="Grid Table 6 Colorful Accent 4" w:uiPriority="51"/>
+    <w:lsdException w:name="Grid Table 7 Colorful Accent 4" w:uiPriority="52"/>
+    <w:lsdException w:name="Grid Table 1 Light Accent 5" w:uiPriority="46"/>
+    <w:lsdException w:name="Grid Table 2 Accent 5" w:uiPriority="47"/>
+    <w:lsdException w:name="Grid Table 3 Accent 5" w:uiPriority="48"/>
+    <w:lsdException w:name="Grid Table 4 Accent 5" w:uiPriority="49"/>
+    <w:lsdException w:name="Grid Table 5 Dark Accent 5" w:uiPriority="50"/>
+    <w:lsdException w:name="Grid Table 6 Colorful Accent 5" w:uiPriority="51"/>
+    <w:lsdException w:name="Grid Table 7 Colorful Accent 5" w:uiPriority="52"/>
+    <w:lsdException w:name="Grid Table 1 Light Accent 6" w:uiPriority="46"/>
+    <w:lsdException w:name="Grid Table 2 Accent 6" w:uiPriority="47"/>
+    <w:lsdException w:name="Grid Table 3 Accent 6" w:uiPriority="48"/>
+    <w:lsdException w:name="Grid Table 4 Accent 6" w:uiPriority="49"/>
+    <w:lsdException w:name="Grid Table 5 Dark Accent 6" w:uiPriority="50"/>
+    <w:lsdException w:name="Grid Table 6 Colorful Accent 6" w:uiPriority="51"/>
+    <w:lsdException w:name="Grid Table 7 Colorful Accent 6" w:uiPriority="52"/>
+    <w:lsdException w:name="List Table 1 Light" w:uiPriority="46"/>
+    <w:lsdException w:name="List Table 2" w:uiPriority="47"/>
+    <w:lsdException w:name="List Table 3" w:uiPriority="48"/>
+    <w:lsdException w:name="List Table 4" w:uiPriority="49"/>
+    <w:lsdException w:name="List Table 5 Dark" w:uiPriority="50"/>
+    <w:lsdException w:name="List Table 6 Colorful" w:uiPriority="51"/>
+    <w:lsdException w:name="List Table 7 Colorful" w:uiPriority="52"/>
+    <w:lsdException w:name="List Table 1 Light Accent 1" w:uiPriority="46"/>
+    <w:lsdException w:name="List Table 2 Accent 1" w:uiPriority="47"/>
+    <w:lsdException w:name="List Table 3 Accent 1" w:uiPriority="48"/>
+    <w:lsdException w:name="List Table 4 Accent 1" w:uiPriority="49"/>
+    <w:lsdException w:name="List Table 5 Dark Accent 1" w:uiPriority="50"/>
+    <w:lsdException w:name="List Table 6 Colorful Accent 1" w:uiPriority="51"/>
+    <w:lsdException w:name="List Table 7 Colorful Accent 1" w:uiPriority="52"/>
+    <w:lsdException w:name="List Table 1 Light Accent 2" w:uiPriority="46"/>
+    <w:lsdException w:name="List Table 2 Accent 2" w:uiPriority="47"/>
+    <w:lsdException w:name="List Table 3 Accent 2" w:uiPriority="48"/>
+    <w:lsdException w:name="List Table 4 Accent 2" w:uiPriority="49"/>
+    <w:lsdException w:name="List Table 5 Dark Accent 2" w:uiPriority="50"/>
+    <w:lsdException w:name="List Table 6 Colorful Accent 2" w:uiPriority="51"/>
+    <w:lsdException w:name="List Table 7 Colorful Accent 2" w:uiPriority="52"/>
+    <w:lsdException w:name="List Table 1 Light Accent 3" w:uiPriority="46"/>
+    <w:lsdException w:name="List Table 2 Accent 3" w:uiPriority="47"/>
+    <w:lsdException w:name="List Table 3 Accent 3" w:uiPriority="48"/>
+    <w:lsdException w:name="List Table 4 Accent 3" w:uiPriority="49"/>
+    <w:lsdException w:name="List Table 5 Dark Accent 3" w:uiPriority="50"/>
+    <w:lsdException w:name="List Table 6 Colorful Accent 3" w:uiPriority="51"/>
+    <w:lsdException w:name="List Table 7 Colorful Accent 3" w:uiPriority="52"/>
+    <w:lsdException w:name="List Table 1 Light Accent 4" w:uiPriority="46"/>
+    <w:lsdException w:name="List Table 2 Accent 4" w:uiPriority="47"/>
+    <w:lsdException w:name="List Table 3 Accent 4" w:uiPriority="48"/>
+    <w:lsdException w:name="List Table 4 Accent 4" w:uiPriority="49"/>
+    <w:lsdException w:name="List Table 5 Dark Accent 4" w:uiPriority="50"/>
+    <w:lsdException w:name="List Table 6 Colorful Accent 4" w:uiPriority="51"/>
+    <w:lsdException w:name="List Table 7 Colorful Accent 4" w:uiPriority="52"/>
+    <w:lsdException w:name="List Table 1 Light Accent 5" w:uiPriority="46"/>
+    <w:lsdException w:name="List Table 2 Accent 5" w:uiPriority="47"/>
+    <w:lsdException w:name="List Table 3 Accent 5" w:uiPriority="48"/>
+    <w:lsdException w:name="List Table 4 Accent 5" w:uiPriority="49"/>
+    <w:lsdException w:name="List Table 5 Dark Accent 5" w:uiPriority="50"/>
+    <w:lsdException w:name="List Table 6 Colorful Accent 5" w:uiPriority="51"/>
+    <w:lsdException w:name="List Table 7 Colorful Accent 5" w:uiPriority="52"/>
+    <w:lsdException w:name="List Table 1 Light Accent 6" w:uiPriority="46"/>
+    <w:lsdException w:name="List Table 2 Accent 6" w:uiPriority="47"/>
+    <w:lsdException w:name="List Table 3 Accent 6" w:uiPriority="48"/>
+    <w:lsdException w:name="List Table 4 Accent 6" w:uiPriority="49"/>
+    <w:lsdException w:name="List Table 5 Dark Accent 6" w:uiPriority="50"/>
+    <w:lsdException w:name="List Table 6 Colorful Accent 6" w:uiPriority="51"/>
+    <w:lsdException w:name="List Table 7 Colorful Accent 6" w:uiPriority="52"/>
+    <w:lsdException w:name="Mention" w:semiHidden="1" w:uiPriority="99" w:unhideWhenUsed="1"/>
+    <w:lsdException w:name="Smart Hyperlink" w:semiHidden="1" w:uiPriority="99" w:unhideWhenUsed="1"/>
+    <w:lsdException w:name="Hashtag" w:semiHidden="1" w:uiPriority="99" w:unhideWhenUsed="1"/>
+    <w:lsdException w:name="Unresolved Mention" w:semiHidden="1" w:uiPriority="99" w:unhideWhenUsed="1"/>
+    <w:lsdException w:name="Smart Link" w:semiHidden="1" w:uiPriority="99" w:unhideWhenUsed="1"/>
+  </w:latentStyles>
+  <w:style w:type="paragraph" w:default="1" w:styleId="Normal">
     <w:name w:val="Normal"/>
     <w:qFormat/>
   </w:style>
-  <w:style w:styleId="BodyText" w:type="paragraph">
-    <w:name w:val="Body Text"/>
-    <w:basedOn w:val="Normal"/>
-    <w:link w:val="BodyTextChar"/>
-    <w:qFormat/>
-    <w:pPr>
-      <w:spacing w:after="180" w:before="180"/>
-    </w:pPr>
-  </w:style>
-  <w:style w:customStyle="1" w:styleId="FirstParagraph" w:type="paragraph">
-    <w:name w:val="First Paragraph"/>
-    <w:basedOn w:val="BodyText"/>
-    <w:next w:val="BodyText"/>
-    <w:qFormat/>
-  </w:style>
-  <w:style w:customStyle="1" w:styleId="Compact" w:type="paragraph">
-    <w:name w:val="Compact"/>
-    <w:basedOn w:val="BodyText"/>
-    <w:qFormat/>
-    <w:pPr>
-      <w:spacing w:after="36" w:before="36"/>
-    </w:pPr>
-  </w:style>
-  <w:style w:styleId="Title" w:type="paragraph">
-    <w:name w:val="Title"/>
-    <w:basedOn w:val="Normal"/>
-    <w:next w:val="BodyText"/>
-    <w:link w:val="TitleChar"/>
-    <w:uiPriority w:val="10"/>
-    <w:qFormat/>
-    <w:rsid w:val="00A10FD9"/>
-    <w:pPr>
-      <w:spacing w:after="80" w:line="240" w:lineRule="auto"/>
-      <w:contextualSpacing/>
-      <w:jc w:val="center"/>
-    </w:pPr>
-    <w:rPr>
-      <w:rFonts w:asciiTheme="majorHAnsi" w:cstheme="majorBidi" w:eastAsiaTheme="majorEastAsia" w:hAnsiTheme="majorHAnsi"/>
-      <w:sz w:val="56"/>
-      <w:szCs w:val="56"/>
-    </w:rPr>
-  </w:style>
-  <w:style w:customStyle="1" w:styleId="TitleChar" w:type="character">
-    <w:name w:val="Title Char"/>
-    <w:basedOn w:val="DefaultParagraphFont"/>
-    <w:link w:val="Title"/>
-    <w:uiPriority w:val="10"/>
-    <w:rsid w:val="00A10FD9"/>
-    <w:rPr>
-      <w:rFonts w:asciiTheme="majorHAnsi" w:cstheme="majorBidi" w:eastAsiaTheme="majorEastAsia" w:hAnsiTheme="majorHAnsi"/>
-      <w:sz w:val="56"/>
-      <w:szCs w:val="56"/>
-    </w:rPr>
-  </w:style>
-  <w:style w:styleId="Subtitle" w:type="paragraph">
-    <w:name w:val="Subtitle"/>
-    <w:basedOn w:val="Title"/>
-    <w:next w:val="BodyText"/>
-    <w:link w:val="SubtitleChar"/>
-    <w:uiPriority w:val="11"/>
-    <w:qFormat/>
-    <w:rsid w:val="00A10FD9"/>
-    <w:pPr>
-      <w:numPr>
-        <w:ilvl w:val="1"/>
-      </w:numPr>
-    </w:pPr>
-    <w:rPr>
-      <w:rFonts w:cstheme="majorBidi" w:eastAsiaTheme="majorEastAsia"/>
-      <w:spacing w:val="15"/>
-      <w:sz w:val="28"/>
-      <w:szCs w:val="28"/>
-    </w:rPr>
-  </w:style>
-  <w:style w:customStyle="1" w:styleId="SubtitleChar" w:type="character">
-    <w:name w:val="Subtitle Char"/>
-    <w:basedOn w:val="DefaultParagraphFont"/>
-    <w:link w:val="Subtitle"/>
-    <w:uiPriority w:val="11"/>
-    <w:rsid w:val="00A10FD9"/>
-    <w:rPr>
-      <w:rFonts w:cstheme="majorBidi" w:eastAsiaTheme="majorEastAsia"/>
-      <w:color w:themeColor="text1" w:themeTint="A6" w:val="595959"/>
-      <w:spacing w:val="15"/>
-      <w:sz w:val="28"/>
-      <w:szCs w:val="28"/>
-    </w:rPr>
-  </w:style>
-  <w:style w:customStyle="1" w:styleId="Author" w:type="paragraph">
-    <w:name w:val="Author"/>
-    <w:basedOn w:val="Title"/>
-    <w:next w:val="BodyText"/>
-    <w:qFormat/>
-    <w:pPr>
-      <w:keepNext/>
-      <w:keepLines/>
-    </w:pPr>
-    <w:rPr>
-      <w:sz w:val="24"/>
-      <w:szCs w:val="24"/>
-    </w:rPr>
-  </w:style>
-  <w:style w:styleId="Date" w:type="paragraph">
-    <w:name w:val="Date"/>
-    <w:basedOn w:val="Title"/>
-    <w:next w:val="BodyText"/>
-    <w:qFormat/>
-    <w:pPr>
-      <w:keepNext/>
-      <w:keepLines/>
-    </w:pPr>
-    <w:rPr>
-      <w:sz w:val="24"/>
-      <w:szCs w:val="24"/>
-    </w:rPr>
-  </w:style>
-  <w:style w:customStyle="1" w:styleId="AbstractTitle" w:type="paragraph">
-    <w:name w:val="Abstract Title"/>
-    <w:basedOn w:val="Normal"/>
-    <w:next w:val="Abstract"/>
-    <w:qFormat/>
-    <w:pPr>
-      <w:keepNext/>
-      <w:keepLines/>
-      <w:spacing w:after="0" w:before="300"/>
-      <w:jc w:val="center"/>
-    </w:pPr>
-    <w:rPr>
-      <w:b/>
-      <w:sz w:val="20"/>
-      <w:szCs w:val="20"/>
-    </w:rPr>
-  </w:style>
-  <w:style w:customStyle="1" w:styleId="Abstract" w:type="paragraph">
-    <w:name w:val="Abstract"/>
-    <w:basedOn w:val="Normal"/>
-    <w:next w:val="BodyText"/>
-    <w:qFormat/>
-    <w:pPr>
-      <w:keepNext/>
-      <w:keepLines/>
-      <w:spacing w:after="300" w:before="100"/>
-    </w:pPr>
-    <w:rPr>
-      <w:sz w:val="20"/>
-      <w:szCs w:val="20"/>
-    </w:rPr>
-  </w:style>
-  <w:style w:styleId="Bibliography" w:type="paragraph">
-    <w:name w:val="Bibliography"/>
-    <w:basedOn w:val="Normal"/>
-    <w:next w:val="Bibliography"/>
-    <w:qFormat/>
-    <w:pPr/>
-    <w:rPr/>
-  </w:style>
-  <w:style w:styleId="Heading1" w:type="paragraph">
+  <w:style w:type="paragraph" w:styleId="Heading1">
     <w:name w:val="heading 1"/>
     <w:basedOn w:val="Normal"/>
     <w:next w:val="BodyText"/>
@@ -2331,17 +2219,17 @@
     <w:pPr>
       <w:keepNext/>
       <w:keepLines/>
-      <w:spacing w:after="80" w:before="360"/>
+      <w:spacing w:before="360" w:after="80"/>
       <w:outlineLvl w:val="0"/>
     </w:pPr>
     <w:rPr>
-      <w:rFonts w:asciiTheme="majorHAnsi" w:cstheme="majorBidi" w:eastAsiaTheme="majorEastAsia" w:hAnsiTheme="majorHAnsi"/>
-      <w:color w:themeColor="accent1" w:themeShade="BF" w:val="0F4761"/>
+      <w:rFonts w:asciiTheme="majorHAnsi" w:eastAsiaTheme="majorEastAsia" w:hAnsiTheme="majorHAnsi" w:cstheme="majorBidi"/>
+      <w:color w:val="0F4761" w:themeColor="accent1" w:themeShade="BF"/>
       <w:sz w:val="40"/>
       <w:szCs w:val="40"/>
     </w:rPr>
   </w:style>
-  <w:style w:styleId="Heading2" w:type="paragraph">
+  <w:style w:type="paragraph" w:styleId="Heading2">
     <w:name w:val="heading 2"/>
     <w:basedOn w:val="Normal"/>
     <w:next w:val="BodyText"/>
@@ -2354,17 +2242,17 @@
     <w:pPr>
       <w:keepNext/>
       <w:keepLines/>
-      <w:spacing w:after="80" w:before="160"/>
+      <w:spacing w:before="160" w:after="80"/>
       <w:outlineLvl w:val="1"/>
     </w:pPr>
     <w:rPr>
-      <w:rFonts w:asciiTheme="majorHAnsi" w:cstheme="majorBidi" w:eastAsiaTheme="majorEastAsia" w:hAnsiTheme="majorHAnsi"/>
-      <w:color w:themeColor="accent1" w:themeShade="BF" w:val="0F4761"/>
+      <w:rFonts w:asciiTheme="majorHAnsi" w:eastAsiaTheme="majorEastAsia" w:hAnsiTheme="majorHAnsi" w:cstheme="majorBidi"/>
+      <w:color w:val="0F4761" w:themeColor="accent1" w:themeShade="BF"/>
       <w:sz w:val="32"/>
       <w:szCs w:val="32"/>
     </w:rPr>
   </w:style>
-  <w:style w:styleId="Heading3" w:type="paragraph">
+  <w:style w:type="paragraph" w:styleId="Heading3">
     <w:name w:val="heading 3"/>
     <w:basedOn w:val="Normal"/>
     <w:next w:val="BodyText"/>
@@ -2377,17 +2265,17 @@
     <w:pPr>
       <w:keepNext/>
       <w:keepLines/>
-      <w:spacing w:after="80" w:before="160"/>
+      <w:spacing w:before="160" w:after="80"/>
       <w:outlineLvl w:val="2"/>
     </w:pPr>
     <w:rPr>
-      <w:rFonts w:cstheme="majorBidi" w:eastAsiaTheme="majorEastAsia"/>
-      <w:color w:themeColor="accent1" w:themeShade="BF" w:val="0F4761"/>
+      <w:rFonts w:eastAsiaTheme="majorEastAsia" w:cstheme="majorBidi"/>
+      <w:color w:val="0F4761" w:themeColor="accent1" w:themeShade="BF"/>
       <w:sz w:val="28"/>
       <w:szCs w:val="28"/>
     </w:rPr>
   </w:style>
-  <w:style w:styleId="Heading4" w:type="paragraph">
+  <w:style w:type="paragraph" w:styleId="Heading4">
     <w:name w:val="heading 4"/>
     <w:basedOn w:val="Normal"/>
     <w:next w:val="BodyText"/>
@@ -2400,17 +2288,17 @@
     <w:pPr>
       <w:keepNext/>
       <w:keepLines/>
-      <w:spacing w:after="40" w:before="80"/>
+      <w:spacing w:before="80" w:after="40"/>
       <w:outlineLvl w:val="3"/>
     </w:pPr>
     <w:rPr>
-      <w:rFonts w:cstheme="majorBidi" w:eastAsiaTheme="majorEastAsia"/>
+      <w:rFonts w:eastAsiaTheme="majorEastAsia" w:cstheme="majorBidi"/>
       <w:i/>
       <w:iCs/>
-      <w:color w:themeColor="accent1" w:themeShade="BF" w:val="0F4761"/>
-    </w:rPr>
-  </w:style>
-  <w:style w:styleId="Heading5" w:type="paragraph">
+      <w:color w:val="0F4761" w:themeColor="accent1" w:themeShade="BF"/>
+    </w:rPr>
+  </w:style>
+  <w:style w:type="paragraph" w:styleId="Heading5">
     <w:name w:val="heading 5"/>
     <w:basedOn w:val="Normal"/>
     <w:next w:val="BodyText"/>
@@ -2423,15 +2311,15 @@
     <w:pPr>
       <w:keepNext/>
       <w:keepLines/>
-      <w:spacing w:after="40" w:before="80"/>
+      <w:spacing w:before="80" w:after="40"/>
       <w:outlineLvl w:val="4"/>
     </w:pPr>
     <w:rPr>
-      <w:rFonts w:cstheme="majorBidi" w:eastAsiaTheme="majorEastAsia"/>
-      <w:color w:themeColor="accent1" w:themeShade="BF" w:val="0F4761"/>
-    </w:rPr>
-  </w:style>
-  <w:style w:styleId="Heading6" w:type="paragraph">
+      <w:rFonts w:eastAsiaTheme="majorEastAsia" w:cstheme="majorBidi"/>
+      <w:color w:val="0F4761" w:themeColor="accent1" w:themeShade="BF"/>
+    </w:rPr>
+  </w:style>
+  <w:style w:type="paragraph" w:styleId="Heading6">
     <w:name w:val="heading 6"/>
     <w:basedOn w:val="Normal"/>
     <w:next w:val="BodyText"/>
@@ -2444,17 +2332,17 @@
     <w:pPr>
       <w:keepNext/>
       <w:keepLines/>
-      <w:spacing w:after="0" w:before="40"/>
+      <w:spacing w:before="40" w:after="0"/>
       <w:outlineLvl w:val="5"/>
     </w:pPr>
     <w:rPr>
-      <w:rFonts w:cstheme="majorBidi" w:eastAsiaTheme="majorEastAsia"/>
+      <w:rFonts w:eastAsiaTheme="majorEastAsia" w:cstheme="majorBidi"/>
       <w:i/>
       <w:iCs/>
-      <w:color w:themeColor="text1" w:themeTint="A6" w:val="595959"/>
-    </w:rPr>
-  </w:style>
-  <w:style w:styleId="Heading7" w:type="paragraph">
+      <w:color w:val="595959" w:themeColor="text1" w:themeTint="A6"/>
+    </w:rPr>
+  </w:style>
+  <w:style w:type="paragraph" w:styleId="Heading7">
     <w:name w:val="heading 7"/>
     <w:basedOn w:val="Normal"/>
     <w:next w:val="BodyText"/>
@@ -2467,15 +2355,15 @@
     <w:pPr>
       <w:keepNext/>
       <w:keepLines/>
-      <w:spacing w:after="0" w:before="40"/>
+      <w:spacing w:before="40" w:after="0"/>
       <w:outlineLvl w:val="6"/>
     </w:pPr>
     <w:rPr>
-      <w:rFonts w:cstheme="majorBidi" w:eastAsiaTheme="majorEastAsia"/>
-      <w:color w:themeColor="text1" w:themeTint="A6" w:val="595959"/>
-    </w:rPr>
-  </w:style>
-  <w:style w:styleId="Heading8" w:type="paragraph">
+      <w:rFonts w:eastAsiaTheme="majorEastAsia" w:cstheme="majorBidi"/>
+      <w:color w:val="595959" w:themeColor="text1" w:themeTint="A6"/>
+    </w:rPr>
+  </w:style>
+  <w:style w:type="paragraph" w:styleId="Heading8">
     <w:name w:val="heading 8"/>
     <w:basedOn w:val="Normal"/>
     <w:next w:val="BodyText"/>
@@ -2492,13 +2380,13 @@
       <w:outlineLvl w:val="7"/>
     </w:pPr>
     <w:rPr>
-      <w:rFonts w:cstheme="majorBidi" w:eastAsiaTheme="majorEastAsia"/>
+      <w:rFonts w:eastAsiaTheme="majorEastAsia" w:cstheme="majorBidi"/>
       <w:i/>
       <w:iCs/>
-      <w:color w:themeColor="text1" w:themeTint="D8" w:val="272727"/>
-    </w:rPr>
-  </w:style>
-  <w:style w:styleId="Heading9" w:type="paragraph">
+      <w:color w:val="272727" w:themeColor="text1" w:themeTint="D8"/>
+    </w:rPr>
+  </w:style>
+  <w:style w:type="paragraph" w:styleId="Heading9">
     <w:name w:val="heading 9"/>
     <w:basedOn w:val="Normal"/>
     <w:next w:val="BodyText"/>
@@ -2515,24 +2403,202 @@
       <w:outlineLvl w:val="8"/>
     </w:pPr>
     <w:rPr>
-      <w:rFonts w:cstheme="majorBidi" w:eastAsiaTheme="majorEastAsia"/>
-      <w:color w:themeColor="text1" w:themeTint="D8" w:val="272727"/>
-    </w:rPr>
-  </w:style>
-  <w:style w:customStyle="1" w:styleId="Heading1Char" w:type="character">
+      <w:rFonts w:eastAsiaTheme="majorEastAsia" w:cstheme="majorBidi"/>
+      <w:color w:val="272727" w:themeColor="text1" w:themeTint="D8"/>
+    </w:rPr>
+  </w:style>
+  <w:style w:type="character" w:default="1" w:styleId="DefaultParagraphFont">
+    <w:name w:val="Default Paragraph Font"/>
+    <w:uiPriority w:val="1"/>
+    <w:semiHidden/>
+    <w:unhideWhenUsed/>
+  </w:style>
+  <w:style w:type="table" w:default="1" w:styleId="TableNormal">
+    <w:name w:val="Normal Table"/>
+    <w:uiPriority w:val="99"/>
+    <w:semiHidden/>
+    <w:unhideWhenUsed/>
+    <w:tblPr>
+      <w:tblInd w:w="0" w:type="dxa"/>
+      <w:tblCellMar>
+        <w:top w:w="0" w:type="dxa"/>
+        <w:left w:w="108" w:type="dxa"/>
+        <w:bottom w:w="0" w:type="dxa"/>
+        <w:right w:w="108" w:type="dxa"/>
+      </w:tblCellMar>
+    </w:tblPr>
+  </w:style>
+  <w:style w:type="numbering" w:default="1" w:styleId="NoList">
+    <w:name w:val="No List"/>
+    <w:uiPriority w:val="99"/>
+    <w:semiHidden/>
+    <w:unhideWhenUsed/>
+  </w:style>
+  <w:style w:type="paragraph" w:styleId="BodyText">
+    <w:name w:val="Body Text"/>
+    <w:basedOn w:val="Normal"/>
+    <w:qFormat/>
+    <w:pPr>
+      <w:spacing w:before="180" w:after="180"/>
+    </w:pPr>
+  </w:style>
+  <w:style w:type="paragraph" w:customStyle="1" w:styleId="FirstParagraph">
+    <w:name w:val="First Paragraph"/>
+    <w:basedOn w:val="BodyText"/>
+    <w:next w:val="BodyText"/>
+    <w:qFormat/>
+  </w:style>
+  <w:style w:type="paragraph" w:customStyle="1" w:styleId="Compact">
+    <w:name w:val="Compact"/>
+    <w:basedOn w:val="BodyText"/>
+    <w:qFormat/>
+    <w:pPr>
+      <w:spacing w:before="36" w:after="36"/>
+    </w:pPr>
+  </w:style>
+  <w:style w:type="paragraph" w:styleId="Title">
+    <w:name w:val="Title"/>
+    <w:basedOn w:val="Normal"/>
+    <w:next w:val="BodyText"/>
+    <w:link w:val="TitleChar"/>
+    <w:uiPriority w:val="10"/>
+    <w:qFormat/>
+    <w:rsid w:val="00A10FD9"/>
+    <w:pPr>
+      <w:spacing w:after="80"/>
+      <w:contextualSpacing/>
+      <w:jc w:val="center"/>
+    </w:pPr>
+    <w:rPr>
+      <w:rFonts w:asciiTheme="majorHAnsi" w:eastAsiaTheme="majorEastAsia" w:hAnsiTheme="majorHAnsi" w:cstheme="majorBidi"/>
+      <w:sz w:val="56"/>
+      <w:szCs w:val="56"/>
+    </w:rPr>
+  </w:style>
+  <w:style w:type="character" w:customStyle="1" w:styleId="TitleChar">
+    <w:name w:val="Title Char"/>
+    <w:basedOn w:val="DefaultParagraphFont"/>
+    <w:link w:val="Title"/>
+    <w:uiPriority w:val="10"/>
+    <w:rsid w:val="00A10FD9"/>
+    <w:rPr>
+      <w:rFonts w:asciiTheme="majorHAnsi" w:eastAsiaTheme="majorEastAsia" w:hAnsiTheme="majorHAnsi" w:cstheme="majorBidi"/>
+      <w:sz w:val="56"/>
+      <w:szCs w:val="56"/>
+    </w:rPr>
+  </w:style>
+  <w:style w:type="paragraph" w:styleId="Subtitle">
+    <w:name w:val="Subtitle"/>
+    <w:basedOn w:val="Title"/>
+    <w:next w:val="BodyText"/>
+    <w:link w:val="SubtitleChar"/>
+    <w:uiPriority w:val="11"/>
+    <w:qFormat/>
+    <w:rsid w:val="00A10FD9"/>
+    <w:pPr>
+      <w:numPr>
+        <w:ilvl w:val="1"/>
+      </w:numPr>
+    </w:pPr>
+    <w:rPr>
+      <w:spacing w:val="15"/>
+      <w:sz w:val="28"/>
+      <w:szCs w:val="28"/>
+    </w:rPr>
+  </w:style>
+  <w:style w:type="character" w:customStyle="1" w:styleId="SubtitleChar">
+    <w:name w:val="Subtitle Char"/>
+    <w:basedOn w:val="DefaultParagraphFont"/>
+    <w:link w:val="Subtitle"/>
+    <w:uiPriority w:val="11"/>
+    <w:rsid w:val="00A10FD9"/>
+    <w:rPr>
+      <w:rFonts w:eastAsiaTheme="majorEastAsia" w:cstheme="majorBidi"/>
+      <w:color w:val="595959" w:themeColor="text1" w:themeTint="A6"/>
+      <w:spacing w:val="15"/>
+      <w:sz w:val="28"/>
+      <w:szCs w:val="28"/>
+    </w:rPr>
+  </w:style>
+  <w:style w:type="paragraph" w:customStyle="1" w:styleId="Author">
+    <w:name w:val="Author"/>
+    <w:basedOn w:val="Title"/>
+    <w:next w:val="BodyText"/>
+    <w:qFormat/>
+    <w:pPr>
+      <w:keepNext/>
+      <w:keepLines/>
+    </w:pPr>
+    <w:rPr>
+      <w:sz w:val="24"/>
+      <w:szCs w:val="24"/>
+    </w:rPr>
+  </w:style>
+  <w:style w:type="paragraph" w:styleId="Date">
+    <w:name w:val="Date"/>
+    <w:basedOn w:val="Title"/>
+    <w:next w:val="BodyText"/>
+    <w:qFormat/>
+    <w:pPr>
+      <w:keepNext/>
+      <w:keepLines/>
+    </w:pPr>
+    <w:rPr>
+      <w:sz w:val="24"/>
+      <w:szCs w:val="24"/>
+    </w:rPr>
+  </w:style>
+  <w:style w:type="paragraph" w:customStyle="1" w:styleId="AbstractTitle">
+    <w:name w:val="Abstract Title"/>
+    <w:basedOn w:val="Normal"/>
+    <w:next w:val="Abstract"/>
+    <w:qFormat/>
+    <w:pPr>
+      <w:keepNext/>
+      <w:keepLines/>
+      <w:spacing w:before="300" w:after="0"/>
+      <w:jc w:val="center"/>
+    </w:pPr>
+    <w:rPr>
+      <w:b/>
+      <w:sz w:val="20"/>
+      <w:szCs w:val="20"/>
+    </w:rPr>
+  </w:style>
+  <w:style w:type="paragraph" w:customStyle="1" w:styleId="Abstract">
+    <w:name w:val="Abstract"/>
+    <w:basedOn w:val="Normal"/>
+    <w:next w:val="BodyText"/>
+    <w:qFormat/>
+    <w:pPr>
+      <w:keepNext/>
+      <w:keepLines/>
+      <w:spacing w:before="100" w:after="300"/>
+    </w:pPr>
+    <w:rPr>
+      <w:sz w:val="20"/>
+      <w:szCs w:val="20"/>
+    </w:rPr>
+  </w:style>
+  <w:style w:type="paragraph" w:styleId="Bibliography">
+    <w:name w:val="Bibliography"/>
+    <w:basedOn w:val="Normal"/>
+    <w:qFormat/>
+  </w:style>
+  <w:style w:type="character" w:customStyle="1" w:styleId="Heading1Char">
     <w:name w:val="Heading 1 Char"/>
     <w:basedOn w:val="DefaultParagraphFont"/>
     <w:link w:val="Heading1"/>
     <w:uiPriority w:val="9"/>
     <w:rsid w:val="00A10FD9"/>
     <w:rPr>
-      <w:rFonts w:asciiTheme="majorHAnsi" w:cstheme="majorBidi" w:eastAsiaTheme="majorEastAsia" w:hAnsiTheme="majorHAnsi"/>
-      <w:color w:themeColor="accent1" w:themeShade="BF" w:val="0F4761"/>
+      <w:rFonts w:asciiTheme="majorHAnsi" w:eastAsiaTheme="majorEastAsia" w:hAnsiTheme="majorHAnsi" w:cstheme="majorBidi"/>
+      <w:color w:val="0F4761" w:themeColor="accent1" w:themeShade="BF"/>
       <w:sz w:val="40"/>
       <w:szCs w:val="40"/>
     </w:rPr>
   </w:style>
-  <w:style w:customStyle="1" w:styleId="Heading2Char" w:type="character">
+  <w:style w:type="character" w:customStyle="1" w:styleId="Heading2Char">
     <w:name w:val="Heading 2 Char"/>
     <w:basedOn w:val="DefaultParagraphFont"/>
     <w:link w:val="Heading2"/>
@@ -2540,13 +2606,13 @@
     <w:semiHidden/>
     <w:rsid w:val="00A10FD9"/>
     <w:rPr>
-      <w:rFonts w:asciiTheme="majorHAnsi" w:cstheme="majorBidi" w:eastAsiaTheme="majorEastAsia" w:hAnsiTheme="majorHAnsi"/>
-      <w:color w:themeColor="accent1" w:themeShade="BF" w:val="0F4761"/>
+      <w:rFonts w:asciiTheme="majorHAnsi" w:eastAsiaTheme="majorEastAsia" w:hAnsiTheme="majorHAnsi" w:cstheme="majorBidi"/>
+      <w:color w:val="0F4761" w:themeColor="accent1" w:themeShade="BF"/>
       <w:sz w:val="32"/>
       <w:szCs w:val="32"/>
     </w:rPr>
   </w:style>
-  <w:style w:customStyle="1" w:styleId="Heading3Char" w:type="character">
+  <w:style w:type="character" w:customStyle="1" w:styleId="Heading3Char">
     <w:name w:val="Heading 3 Char"/>
     <w:basedOn w:val="DefaultParagraphFont"/>
     <w:link w:val="Heading3"/>
@@ -2554,13 +2620,13 @@
     <w:semiHidden/>
     <w:rsid w:val="00A10FD9"/>
     <w:rPr>
-      <w:rFonts w:cstheme="majorBidi" w:eastAsiaTheme="majorEastAsia"/>
-      <w:color w:themeColor="accent1" w:themeShade="BF" w:val="0F4761"/>
+      <w:rFonts w:eastAsiaTheme="majorEastAsia" w:cstheme="majorBidi"/>
+      <w:color w:val="0F4761" w:themeColor="accent1" w:themeShade="BF"/>
       <w:sz w:val="28"/>
       <w:szCs w:val="28"/>
     </w:rPr>
   </w:style>
-  <w:style w:customStyle="1" w:styleId="Heading4Char" w:type="character">
+  <w:style w:type="character" w:customStyle="1" w:styleId="Heading4Char">
     <w:name w:val="Heading 4 Char"/>
     <w:basedOn w:val="DefaultParagraphFont"/>
     <w:link w:val="Heading4"/>
@@ -2568,13 +2634,13 @@
     <w:semiHidden/>
     <w:rsid w:val="00A10FD9"/>
     <w:rPr>
-      <w:rFonts w:cstheme="majorBidi" w:eastAsiaTheme="majorEastAsia"/>
+      <w:rFonts w:eastAsiaTheme="majorEastAsia" w:cstheme="majorBidi"/>
       <w:i/>
       <w:iCs/>
-      <w:color w:themeColor="accent1" w:themeShade="BF" w:val="0F4761"/>
-    </w:rPr>
-  </w:style>
-  <w:style w:customStyle="1" w:styleId="Heading5Char" w:type="character">
+      <w:color w:val="0F4761" w:themeColor="accent1" w:themeShade="BF"/>
+    </w:rPr>
+  </w:style>
+  <w:style w:type="character" w:customStyle="1" w:styleId="Heading5Char">
     <w:name w:val="Heading 5 Char"/>
     <w:basedOn w:val="DefaultParagraphFont"/>
     <w:link w:val="Heading5"/>
@@ -2582,11 +2648,11 @@
     <w:semiHidden/>
     <w:rsid w:val="00A10FD9"/>
     <w:rPr>
-      <w:rFonts w:cstheme="majorBidi" w:eastAsiaTheme="majorEastAsia"/>
-      <w:color w:themeColor="accent1" w:themeShade="BF" w:val="0F4761"/>
-    </w:rPr>
-  </w:style>
-  <w:style w:customStyle="1" w:styleId="Heading6Char" w:type="character">
+      <w:rFonts w:eastAsiaTheme="majorEastAsia" w:cstheme="majorBidi"/>
+      <w:color w:val="0F4761" w:themeColor="accent1" w:themeShade="BF"/>
+    </w:rPr>
+  </w:style>
+  <w:style w:type="character" w:customStyle="1" w:styleId="Heading6Char">
     <w:name w:val="Heading 6 Char"/>
     <w:basedOn w:val="DefaultParagraphFont"/>
     <w:link w:val="Heading6"/>
@@ -2594,13 +2660,13 @@
     <w:semiHidden/>
     <w:rsid w:val="00A10FD9"/>
     <w:rPr>
-      <w:rFonts w:cstheme="majorBidi" w:eastAsiaTheme="majorEastAsia"/>
+      <w:rFonts w:eastAsiaTheme="majorEastAsia" w:cstheme="majorBidi"/>
       <w:i/>
       <w:iCs/>
-      <w:color w:themeColor="text1" w:themeTint="A6" w:val="595959"/>
-    </w:rPr>
-  </w:style>
-  <w:style w:customStyle="1" w:styleId="Heading7Char" w:type="character">
+      <w:color w:val="595959" w:themeColor="text1" w:themeTint="A6"/>
+    </w:rPr>
+  </w:style>
+  <w:style w:type="character" w:customStyle="1" w:styleId="Heading7Char">
     <w:name w:val="Heading 7 Char"/>
     <w:basedOn w:val="DefaultParagraphFont"/>
     <w:link w:val="Heading7"/>
@@ -2608,11 +2674,11 @@
     <w:semiHidden/>
     <w:rsid w:val="00A10FD9"/>
     <w:rPr>
-      <w:rFonts w:cstheme="majorBidi" w:eastAsiaTheme="majorEastAsia"/>
-      <w:color w:themeColor="text1" w:themeTint="A6" w:val="595959"/>
-    </w:rPr>
-  </w:style>
-  <w:style w:customStyle="1" w:styleId="Heading8Char" w:type="character">
+      <w:rFonts w:eastAsiaTheme="majorEastAsia" w:cstheme="majorBidi"/>
+      <w:color w:val="595959" w:themeColor="text1" w:themeTint="A6"/>
+    </w:rPr>
+  </w:style>
+  <w:style w:type="character" w:customStyle="1" w:styleId="Heading8Char">
     <w:name w:val="Heading 8 Char"/>
     <w:basedOn w:val="DefaultParagraphFont"/>
     <w:link w:val="Heading8"/>
@@ -2620,13 +2686,13 @@
     <w:semiHidden/>
     <w:rsid w:val="00A10FD9"/>
     <w:rPr>
-      <w:rFonts w:cstheme="majorBidi" w:eastAsiaTheme="majorEastAsia"/>
+      <w:rFonts w:eastAsiaTheme="majorEastAsia" w:cstheme="majorBidi"/>
       <w:i/>
       <w:iCs/>
-      <w:color w:themeColor="text1" w:themeTint="D8" w:val="272727"/>
-    </w:rPr>
-  </w:style>
-  <w:style w:customStyle="1" w:styleId="Heading9Char" w:type="character">
+      <w:color w:val="272727" w:themeColor="text1" w:themeTint="D8"/>
+    </w:rPr>
+  </w:style>
+  <w:style w:type="character" w:customStyle="1" w:styleId="Heading9Char">
     <w:name w:val="Heading 9 Char"/>
     <w:basedOn w:val="DefaultParagraphFont"/>
     <w:link w:val="Heading9"/>
@@ -2634,11 +2700,11 @@
     <w:semiHidden/>
     <w:rsid w:val="00A10FD9"/>
     <w:rPr>
-      <w:rFonts w:cstheme="majorBidi" w:eastAsiaTheme="majorEastAsia"/>
-      <w:color w:themeColor="text1" w:themeTint="D8" w:val="272727"/>
-    </w:rPr>
-  </w:style>
-  <w:style w:styleId="BlockText" w:type="paragraph">
+      <w:rFonts w:eastAsiaTheme="majorEastAsia" w:cstheme="majorBidi"/>
+      <w:color w:val="272727" w:themeColor="text1" w:themeTint="D8"/>
+    </w:rPr>
+  </w:style>
+  <w:style w:type="paragraph" w:styleId="BlockText">
     <w:name w:val="Block Text"/>
     <w:basedOn w:val="BodyText"/>
     <w:next w:val="BodyText"/>
@@ -2646,19 +2712,18 @@
     <w:unhideWhenUsed/>
     <w:qFormat/>
     <w:pPr>
-      <w:spacing w:after="100" w:before="100"/>
-      <w:ind w:firstLine="0" w:left="480" w:right="480"/>
+      <w:spacing w:before="100" w:after="100"/>
+      <w:ind w:left="480" w:right="480"/>
     </w:pPr>
   </w:style>
-  <w:style w:styleId="FootnoteText" w:type="paragraph">
-    <w:name w:val="Footnote Text"/>
+  <w:style w:type="paragraph" w:styleId="FootnoteText">
+    <w:name w:val="footnote text"/>
     <w:basedOn w:val="Normal"/>
-    <w:next w:val="FootnoteText"/>
     <w:uiPriority w:val="9"/>
     <w:unhideWhenUsed/>
     <w:qFormat/>
   </w:style>
-  <w:style w:styleId="FootnoteBlockText" w:type="paragraph">
+  <w:style w:type="paragraph" w:customStyle="1" w:styleId="FootnoteBlockText">
     <w:name w:val="Footnote Block Text"/>
     <w:basedOn w:val="FootnoteText"/>
     <w:next w:val="FootnoteText"/>
@@ -2666,40 +2731,35 @@
     <w:unhideWhenUsed/>
     <w:qFormat/>
     <w:pPr>
-      <w:spacing w:after="100" w:before="100"/>
-      <w:ind w:firstLine="0" w:left="480" w:right="480"/>
+      <w:spacing w:before="100" w:after="100"/>
+      <w:ind w:left="480" w:right="480"/>
     </w:pPr>
   </w:style>
-  <w:style w:default="1" w:styleId="DefaultParagraphFont" w:type="character">
-    <w:name w:val="Default Paragraph Font"/>
-    <w:semiHidden/>
-    <w:unhideWhenUsed/>
-  </w:style>
-  <w:style w:default="1" w:styleId="Table" w:type="table">
+  <w:style w:type="table" w:customStyle="1" w:styleId="Table">
     <w:name w:val="Table"/>
-    <w:basedOn w:val="TableNormal"/>
     <w:semiHidden/>
     <w:unhideWhenUsed/>
     <w:qFormat/>
     <w:tblPr>
-      <w:tblInd w:type="dxa" w:w="0"/>
+      <w:tblInd w:w="0" w:type="dxa"/>
       <w:tblCellMar>
-        <w:top w:type="dxa" w:w="0"/>
-        <w:left w:type="dxa" w:w="108"/>
-        <w:bottom w:type="dxa" w:w="0"/>
-        <w:right w:type="dxa" w:w="108"/>
+        <w:top w:w="0" w:type="dxa"/>
+        <w:left w:w="108" w:type="dxa"/>
+        <w:bottom w:w="0" w:type="dxa"/>
+        <w:right w:w="108" w:type="dxa"/>
       </w:tblCellMar>
     </w:tblPr>
     <w:tblStylePr w:type="firstRow">
+      <w:tblPr/>
       <w:tcPr>
         <w:tcBorders>
-          <w:bottom w:val="single"/>
+          <w:bottom w:val="single" w:sz="0" w:space="0" w:color="auto"/>
         </w:tcBorders>
         <w:vAlign w:val="bottom"/>
       </w:tcPr>
     </w:tblStylePr>
   </w:style>
-  <w:style w:customStyle="1" w:styleId="DefinitionTerm" w:type="paragraph">
+  <w:style w:type="paragraph" w:customStyle="1" w:styleId="DefinitionTerm">
     <w:name w:val="Definition Term"/>
     <w:basedOn w:val="Normal"/>
     <w:next w:val="Definition"/>
@@ -2712,75 +2772,76 @@
       <w:b/>
     </w:rPr>
   </w:style>
-  <w:style w:customStyle="1" w:styleId="Definition" w:type="paragraph">
+  <w:style w:type="paragraph" w:customStyle="1" w:styleId="Definition">
     <w:name w:val="Definition"/>
     <w:basedOn w:val="Normal"/>
   </w:style>
-  <w:style w:styleId="Caption" w:type="paragraph">
-    <w:name w:val="Caption"/>
+  <w:style w:type="paragraph" w:styleId="Caption">
+    <w:name w:val="caption"/>
     <w:basedOn w:val="Normal"/>
-    <w:link w:val="BodyTextChar"/>
+    <w:link w:val="CaptionChar"/>
     <w:pPr>
-      <w:spacing w:after="120" w:before="0"/>
+      <w:spacing w:after="120"/>
     </w:pPr>
     <w:rPr>
       <w:i/>
     </w:rPr>
   </w:style>
-  <w:style w:customStyle="1" w:styleId="TableCaption" w:type="paragraph">
+  <w:style w:type="paragraph" w:customStyle="1" w:styleId="TableCaption">
     <w:name w:val="Table Caption"/>
     <w:basedOn w:val="Caption"/>
     <w:pPr>
       <w:keepNext/>
     </w:pPr>
   </w:style>
-  <w:style w:customStyle="1" w:styleId="ImageCaption" w:type="paragraph">
+  <w:style w:type="paragraph" w:customStyle="1" w:styleId="ImageCaption">
     <w:name w:val="Image Caption"/>
     <w:basedOn w:val="Caption"/>
   </w:style>
-  <w:style w:customStyle="1" w:styleId="Figure" w:type="paragraph">
+  <w:style w:type="paragraph" w:customStyle="1" w:styleId="Figure">
     <w:name w:val="Figure"/>
     <w:basedOn w:val="Normal"/>
   </w:style>
-  <w:style w:customStyle="1" w:styleId="CaptionedFigure" w:type="paragraph">
+  <w:style w:type="paragraph" w:customStyle="1" w:styleId="CaptionedFigure">
     <w:name w:val="Captioned Figure"/>
     <w:basedOn w:val="Figure"/>
     <w:pPr>
       <w:keepNext/>
     </w:pPr>
   </w:style>
-  <w:style w:customStyle="1" w:styleId="BodyTextChar" w:type="character">
-    <w:name w:val="Body Text Char"/>
+  <w:style w:type="character" w:customStyle="1" w:styleId="CaptionChar">
+    <w:name w:val="Caption Char"/>
     <w:basedOn w:val="DefaultParagraphFont"/>
-    <w:link w:val="BodyText"/>
-  </w:style>
-  <w:style w:customStyle="1" w:styleId="VerbatimChar" w:type="character">
+    <w:link w:val="Caption"/>
+  </w:style>
+  <w:style w:type="character" w:customStyle="1" w:styleId="VerbatimChar">
     <w:name w:val="Verbatim Char"/>
-    <w:basedOn w:val="BodyTextChar"/>
+    <w:basedOn w:val="CaptionChar"/>
+    <w:link w:val="SourceCode"/>
     <w:rPr>
       <w:rFonts w:ascii="Consolas" w:hAnsi="Consolas"/>
       <w:sz w:val="22"/>
     </w:rPr>
   </w:style>
-  <w:style w:customStyle="1" w:styleId="SectionNumber" w:type="character">
+  <w:style w:type="character" w:customStyle="1" w:styleId="SectionNumber">
     <w:name w:val="Section Number"/>
-    <w:basedOn w:val="BodyTextChar"/>
-  </w:style>
-  <w:style w:styleId="FootnoteReference" w:type="character">
-    <w:name w:val="Footnote Reference"/>
-    <w:basedOn w:val="BodyTextChar"/>
+    <w:basedOn w:val="CaptionChar"/>
+  </w:style>
+  <w:style w:type="character" w:styleId="FootnoteReference">
+    <w:name w:val="footnote reference"/>
+    <w:basedOn w:val="CaptionChar"/>
     <w:rPr>
       <w:vertAlign w:val="superscript"/>
     </w:rPr>
   </w:style>
-  <w:style w:styleId="Hyperlink" w:type="character">
+  <w:style w:type="character" w:styleId="Hyperlink">
     <w:name w:val="Hyperlink"/>
-    <w:basedOn w:val="BodyTextChar"/>
-    <w:rPr>
-      <w:color w:themeColor="accent1" w:val="4F81BD"/>
-    </w:rPr>
-  </w:style>
-  <w:style w:styleId="TOCHeading" w:type="paragraph">
+    <w:basedOn w:val="CaptionChar"/>
+    <w:rPr>
+      <w:color w:val="156082" w:themeColor="accent1"/>
+    </w:rPr>
+  </w:style>
+  <w:style w:type="paragraph" w:styleId="TOCHeading">
     <w:name w:val="TOC Heading"/>
     <w:basedOn w:val="Heading1"/>
     <w:next w:val="BodyText"/>
@@ -2791,246 +2852,305 @@
       <w:spacing w:before="240" w:line="259" w:lineRule="auto"/>
       <w:outlineLvl w:val="9"/>
     </w:pPr>
-    <w:rPr>
-      <w:rFonts w:asciiTheme="majorHAnsi" w:cstheme="majorBidi" w:eastAsiaTheme="majorEastAsia" w:hAnsiTheme="majorHAnsi"/>
-      <w:b w:val="0"/>
-      <w:bCs w:val="0"/>
-      <w:color w:themeColor="accent1" w:themeShade="BF" w:val="365F91"/>
-    </w:rPr>
   </w:style>
   <w:style w:type="paragraph" w:customStyle="1" w:styleId="SourceCode">
     <w:name w:val="Source Code"/>
     <w:basedOn w:val="Normal"/>
     <w:link w:val="VerbatimChar"/>
     <w:pPr>
-      <w:wordWrap w:val="off"/>
+      <w:wordWrap w:val="0"/>
     </w:pPr>
   </w:style>
   <w:style w:type="character" w:customStyle="1" w:styleId="KeywordTok">
     <w:name w:val="KeywordTok"/>
     <w:basedOn w:val="VerbatimChar"/>
     <w:rPr>
+      <w:rFonts w:ascii="Consolas" w:hAnsi="Consolas"/>
       <w:b/>
       <w:color w:val="007020"/>
+      <w:sz w:val="22"/>
     </w:rPr>
   </w:style>
   <w:style w:type="character" w:customStyle="1" w:styleId="DataTypeTok">
     <w:name w:val="DataTypeTok"/>
     <w:basedOn w:val="VerbatimChar"/>
     <w:rPr>
+      <w:rFonts w:ascii="Consolas" w:hAnsi="Consolas"/>
       <w:color w:val="902000"/>
+      <w:sz w:val="22"/>
     </w:rPr>
   </w:style>
   <w:style w:type="character" w:customStyle="1" w:styleId="DecValTok">
     <w:name w:val="DecValTok"/>
     <w:basedOn w:val="VerbatimChar"/>
     <w:rPr>
-      <w:color w:val="40a070"/>
+      <w:rFonts w:ascii="Consolas" w:hAnsi="Consolas"/>
+      <w:color w:val="40A070"/>
+      <w:sz w:val="22"/>
     </w:rPr>
   </w:style>
   <w:style w:type="character" w:customStyle="1" w:styleId="BaseNTok">
     <w:name w:val="BaseNTok"/>
     <w:basedOn w:val="VerbatimChar"/>
     <w:rPr>
-      <w:color w:val="40a070"/>
+      <w:rFonts w:ascii="Consolas" w:hAnsi="Consolas"/>
+      <w:color w:val="40A070"/>
+      <w:sz w:val="22"/>
     </w:rPr>
   </w:style>
   <w:style w:type="character" w:customStyle="1" w:styleId="FloatTok">
     <w:name w:val="FloatTok"/>
     <w:basedOn w:val="VerbatimChar"/>
     <w:rPr>
-      <w:color w:val="40a070"/>
+      <w:rFonts w:ascii="Consolas" w:hAnsi="Consolas"/>
+      <w:color w:val="40A070"/>
+      <w:sz w:val="22"/>
     </w:rPr>
   </w:style>
   <w:style w:type="character" w:customStyle="1" w:styleId="ConstantTok">
     <w:name w:val="ConstantTok"/>
     <w:basedOn w:val="VerbatimChar"/>
     <w:rPr>
+      <w:rFonts w:ascii="Consolas" w:hAnsi="Consolas"/>
       <w:color w:val="880000"/>
+      <w:sz w:val="22"/>
     </w:rPr>
   </w:style>
   <w:style w:type="character" w:customStyle="1" w:styleId="CharTok">
     <w:name w:val="CharTok"/>
     <w:basedOn w:val="VerbatimChar"/>
     <w:rPr>
-      <w:color w:val="4070a0"/>
+      <w:rFonts w:ascii="Consolas" w:hAnsi="Consolas"/>
+      <w:color w:val="4070A0"/>
+      <w:sz w:val="22"/>
     </w:rPr>
   </w:style>
   <w:style w:type="character" w:customStyle="1" w:styleId="SpecialCharTok">
     <w:name w:val="SpecialCharTok"/>
     <w:basedOn w:val="VerbatimChar"/>
     <w:rPr>
-      <w:color w:val="4070a0"/>
+      <w:rFonts w:ascii="Consolas" w:hAnsi="Consolas"/>
+      <w:color w:val="4070A0"/>
+      <w:sz w:val="22"/>
     </w:rPr>
   </w:style>
   <w:style w:type="character" w:customStyle="1" w:styleId="StringTok">
     <w:name w:val="StringTok"/>
     <w:basedOn w:val="VerbatimChar"/>
     <w:rPr>
-      <w:color w:val="4070a0"/>
+      <w:rFonts w:ascii="Consolas" w:hAnsi="Consolas"/>
+      <w:color w:val="4070A0"/>
+      <w:sz w:val="22"/>
     </w:rPr>
   </w:style>
   <w:style w:type="character" w:customStyle="1" w:styleId="VerbatimStringTok">
     <w:name w:val="VerbatimStringTok"/>
     <w:basedOn w:val="VerbatimChar"/>
     <w:rPr>
-      <w:color w:val="4070a0"/>
+      <w:rFonts w:ascii="Consolas" w:hAnsi="Consolas"/>
+      <w:color w:val="4070A0"/>
+      <w:sz w:val="22"/>
     </w:rPr>
   </w:style>
   <w:style w:type="character" w:customStyle="1" w:styleId="SpecialStringTok">
     <w:name w:val="SpecialStringTok"/>
     <w:basedOn w:val="VerbatimChar"/>
     <w:rPr>
-      <w:color w:val="bb6688"/>
+      <w:rFonts w:ascii="Consolas" w:hAnsi="Consolas"/>
+      <w:color w:val="BB6688"/>
+      <w:sz w:val="22"/>
     </w:rPr>
   </w:style>
   <w:style w:type="character" w:customStyle="1" w:styleId="ImportTok">
     <w:name w:val="ImportTok"/>
     <w:basedOn w:val="VerbatimChar"/>
     <w:rPr>
+      <w:rFonts w:ascii="Consolas" w:hAnsi="Consolas"/>
       <w:b/>
       <w:color w:val="008000"/>
+      <w:sz w:val="22"/>
     </w:rPr>
   </w:style>
   <w:style w:type="character" w:customStyle="1" w:styleId="CommentTok">
     <w:name w:val="CommentTok"/>
     <w:basedOn w:val="VerbatimChar"/>
     <w:rPr>
+      <w:rFonts w:ascii="Consolas" w:hAnsi="Consolas"/>
       <w:i/>
-      <w:color w:val="60a0b0"/>
+      <w:color w:val="60A0B0"/>
+      <w:sz w:val="22"/>
     </w:rPr>
   </w:style>
   <w:style w:type="character" w:customStyle="1" w:styleId="DocumentationTok">
     <w:name w:val="DocumentationTok"/>
     <w:basedOn w:val="VerbatimChar"/>
     <w:rPr>
+      <w:rFonts w:ascii="Consolas" w:hAnsi="Consolas"/>
       <w:i/>
-      <w:color w:val="ba2121"/>
+      <w:color w:val="BA2121"/>
+      <w:sz w:val="22"/>
     </w:rPr>
   </w:style>
   <w:style w:type="character" w:customStyle="1" w:styleId="AnnotationTok">
     <w:name w:val="AnnotationTok"/>
     <w:basedOn w:val="VerbatimChar"/>
     <w:rPr>
+      <w:rFonts w:ascii="Consolas" w:hAnsi="Consolas"/>
       <w:b/>
       <w:i/>
-      <w:color w:val="60a0b0"/>
+      <w:color w:val="60A0B0"/>
+      <w:sz w:val="22"/>
     </w:rPr>
   </w:style>
   <w:style w:type="character" w:customStyle="1" w:styleId="CommentVarTok">
     <w:name w:val="CommentVarTok"/>
     <w:basedOn w:val="VerbatimChar"/>
     <w:rPr>
+      <w:rFonts w:ascii="Consolas" w:hAnsi="Consolas"/>
       <w:b/>
       <w:i/>
-      <w:color w:val="60a0b0"/>
+      <w:color w:val="60A0B0"/>
+      <w:sz w:val="22"/>
     </w:rPr>
   </w:style>
   <w:style w:type="character" w:customStyle="1" w:styleId="OtherTok">
     <w:name w:val="OtherTok"/>
     <w:basedOn w:val="VerbatimChar"/>
     <w:rPr>
+      <w:rFonts w:ascii="Consolas" w:hAnsi="Consolas"/>
       <w:color w:val="007020"/>
+      <w:sz w:val="22"/>
     </w:rPr>
   </w:style>
   <w:style w:type="character" w:customStyle="1" w:styleId="FunctionTok">
     <w:name w:val="FunctionTok"/>
     <w:basedOn w:val="VerbatimChar"/>
     <w:rPr>
-      <w:color w:val="06287e"/>
+      <w:rFonts w:ascii="Consolas" w:hAnsi="Consolas"/>
+      <w:color w:val="06287E"/>
+      <w:sz w:val="22"/>
     </w:rPr>
   </w:style>
   <w:style w:type="character" w:customStyle="1" w:styleId="VariableTok">
     <w:name w:val="VariableTok"/>
     <w:basedOn w:val="VerbatimChar"/>
     <w:rPr>
-      <w:color w:val="19177c"/>
+      <w:rFonts w:ascii="Consolas" w:hAnsi="Consolas"/>
+      <w:color w:val="19177C"/>
+      <w:sz w:val="22"/>
     </w:rPr>
   </w:style>
   <w:style w:type="character" w:customStyle="1" w:styleId="ControlFlowTok">
     <w:name w:val="ControlFlowTok"/>
     <w:basedOn w:val="VerbatimChar"/>
     <w:rPr>
+      <w:rFonts w:ascii="Consolas" w:hAnsi="Consolas"/>
       <w:b/>
       <w:color w:val="007020"/>
+      <w:sz w:val="22"/>
     </w:rPr>
   </w:style>
   <w:style w:type="character" w:customStyle="1" w:styleId="OperatorTok">
     <w:name w:val="OperatorTok"/>
     <w:basedOn w:val="VerbatimChar"/>
     <w:rPr>
+      <w:rFonts w:ascii="Consolas" w:hAnsi="Consolas"/>
       <w:color w:val="666666"/>
+      <w:sz w:val="22"/>
     </w:rPr>
   </w:style>
   <w:style w:type="character" w:customStyle="1" w:styleId="BuiltInTok">
     <w:name w:val="BuiltInTok"/>
     <w:basedOn w:val="VerbatimChar"/>
     <w:rPr>
+      <w:rFonts w:ascii="Consolas" w:hAnsi="Consolas"/>
       <w:color w:val="008000"/>
+      <w:sz w:val="22"/>
     </w:rPr>
   </w:style>
   <w:style w:type="character" w:customStyle="1" w:styleId="ExtensionTok">
     <w:name w:val="ExtensionTok"/>
     <w:basedOn w:val="VerbatimChar"/>
-    <w:rPr/>
+    <w:rPr>
+      <w:rFonts w:ascii="Consolas" w:hAnsi="Consolas"/>
+      <w:sz w:val="22"/>
+    </w:rPr>
   </w:style>
   <w:style w:type="character" w:customStyle="1" w:styleId="PreprocessorTok">
     <w:name w:val="PreprocessorTok"/>
     <w:basedOn w:val="VerbatimChar"/>
     <w:rPr>
-      <w:color w:val="bc7a00"/>
+      <w:rFonts w:ascii="Consolas" w:hAnsi="Consolas"/>
+      <w:color w:val="BC7A00"/>
+      <w:sz w:val="22"/>
     </w:rPr>
   </w:style>
   <w:style w:type="character" w:customStyle="1" w:styleId="AttributeTok">
     <w:name w:val="AttributeTok"/>
     <w:basedOn w:val="VerbatimChar"/>
     <w:rPr>
-      <w:color w:val="7d9029"/>
+      <w:rFonts w:ascii="Consolas" w:hAnsi="Consolas"/>
+      <w:color w:val="7D9029"/>
+      <w:sz w:val="22"/>
     </w:rPr>
   </w:style>
   <w:style w:type="character" w:customStyle="1" w:styleId="RegionMarkerTok">
     <w:name w:val="RegionMarkerTok"/>
     <w:basedOn w:val="VerbatimChar"/>
-    <w:rPr/>
+    <w:rPr>
+      <w:rFonts w:ascii="Consolas" w:hAnsi="Consolas"/>
+      <w:sz w:val="22"/>
+    </w:rPr>
   </w:style>
   <w:style w:type="character" w:customStyle="1" w:styleId="InformationTok">
     <w:name w:val="InformationTok"/>
     <w:basedOn w:val="VerbatimChar"/>
     <w:rPr>
+      <w:rFonts w:ascii="Consolas" w:hAnsi="Consolas"/>
       <w:b/>
       <w:i/>
-      <w:color w:val="60a0b0"/>
+      <w:color w:val="60A0B0"/>
+      <w:sz w:val="22"/>
     </w:rPr>
   </w:style>
   <w:style w:type="character" w:customStyle="1" w:styleId="WarningTok">
     <w:name w:val="WarningTok"/>
     <w:basedOn w:val="VerbatimChar"/>
     <w:rPr>
+      <w:rFonts w:ascii="Consolas" w:hAnsi="Consolas"/>
       <w:b/>
       <w:i/>
-      <w:color w:val="60a0b0"/>
+      <w:color w:val="60A0B0"/>
+      <w:sz w:val="22"/>
     </w:rPr>
   </w:style>
   <w:style w:type="character" w:customStyle="1" w:styleId="AlertTok">
     <w:name w:val="AlertTok"/>
     <w:basedOn w:val="VerbatimChar"/>
     <w:rPr>
+      <w:rFonts w:ascii="Consolas" w:hAnsi="Consolas"/>
       <w:b/>
-      <w:color w:val="ff0000"/>
+      <w:color w:val="FF0000"/>
+      <w:sz w:val="22"/>
     </w:rPr>
   </w:style>
   <w:style w:type="character" w:customStyle="1" w:styleId="ErrorTok">
     <w:name w:val="ErrorTok"/>
     <w:basedOn w:val="VerbatimChar"/>
     <w:rPr>
+      <w:rFonts w:ascii="Consolas" w:hAnsi="Consolas"/>
       <w:b/>
-      <w:color w:val="ff0000"/>
+      <w:color w:val="FF0000"/>
+      <w:sz w:val="22"/>
     </w:rPr>
   </w:style>
   <w:style w:type="character" w:customStyle="1" w:styleId="NormalTok">
     <w:name w:val="NormalTok"/>
     <w:basedOn w:val="VerbatimChar"/>
-    <w:rPr/>
+    <w:rPr>
+      <w:rFonts w:ascii="Consolas" w:hAnsi="Consolas"/>
+      <w:sz w:val="22"/>
+    </w:rPr>
   </w:style>
 </w:styles>
 </file>

--- a/Ansible to Orchestrator Transition/Completed/Move Windows Event Logs/Move-ArchivedLogs-ByADGroup/Documentation/04_User_Guide.docx
+++ b/Ansible to Orchestrator Transition/Completed/Move Windows Event Logs/Move-ArchivedLogs-ByADGroup/Documentation/04_User_Guide.docx
@@ -415,7 +415,13 @@
               <w:rPr>
                 <w:rStyle w:val="VerbatimChar"/>
               </w:rPr>
-              <w:t>CN=WinLogServers,OU=Groups,DC=vcf,DC=local</w:t>
+              <w:t>CN=WinLogServers,OU=Groups,DC=vcf,</w:t>
+            </w:r>
+            <w:r>
+              <w:rPr>
+                <w:rStyle w:val="VerbatimChar"/>
+              </w:rPr>
+              <w:t>DC=lab</w:t>
             </w:r>
           </w:p>
         </w:tc>
